--- a/docs/Гамов_Отчет НИР_26.docx
+++ b/docs/Гамов_Отчет НИР_26.docx
@@ -1322,7 +1322,7 @@
     </w:p>
     <w:p>
       <w:pPr>
-        <w:spacing w:line="240" w:lineRule="auto"/>
+        <w:spacing w:line="360" w:lineRule="auto"/>
         <w:jc w:val="center"/>
         <w:rPr>
           <w:rFonts w:ascii="Times New Roman" w:hAnsi="Times New Roman"/>
@@ -1346,7 +1346,7 @@
     </w:p>
     <w:p>
       <w:pPr>
-        <w:spacing w:line="240" w:lineRule="auto"/>
+        <w:spacing w:line="360" w:lineRule="auto"/>
         <w:rPr>
           <w:rFonts w:ascii="Times New Roman" w:hAnsi="Times New Roman"/>
           <w:sz w:val="28"/>
@@ -1365,7 +1365,7 @@
     </w:p>
     <w:p>
       <w:pPr>
-        <w:spacing w:line="240" w:lineRule="auto"/>
+        <w:spacing w:line="360" w:lineRule="auto"/>
         <w:rPr>
           <w:rFonts w:ascii="Times New Roman" w:hAnsi="Times New Roman"/>
           <w:sz w:val="28"/>
@@ -1384,7 +1384,7 @@
     </w:p>
     <w:p>
       <w:pPr>
-        <w:spacing w:line="240" w:lineRule="auto"/>
+        <w:spacing w:line="360" w:lineRule="auto"/>
         <w:rPr>
           <w:rFonts w:ascii="Times New Roman" w:hAnsi="Times New Roman"/>
           <w:sz w:val="28"/>
@@ -1403,7 +1403,7 @@
     </w:p>
     <w:p>
       <w:pPr>
-        <w:spacing w:line="240" w:lineRule="auto"/>
+        <w:spacing w:line="360" w:lineRule="auto"/>
         <w:rPr>
           <w:rFonts w:ascii="Times New Roman" w:hAnsi="Times New Roman"/>
           <w:sz w:val="28"/>
@@ -1417,15 +1417,7 @@
           <w:szCs w:val="28"/>
         </w:rPr>
         <w:tab/>
-        <w:t xml:space="preserve">Современные технологии оказывают большое влияние на здоровье и образ жизни населения. Недостаточное внимание уделяется эффективным инструментам цифровой поддержки формирования полезных привычек, несмотря на распространённость мобильных устройств и популярность мессенджеров. Отсутствие универсальных и гибких цифровых платформ для долгосрочного укрепления здоровья требует создания эффективных методик и сервисов, интегрирующих игровые техники и психологическую поддержку. Разработка комбинированного решения и </w:t>
-      </w:r>
-      <w:r>
-        <w:rPr>
-          <w:rFonts w:ascii="Times New Roman" w:eastAsia="Calibri" w:hAnsi="Times New Roman"/>
-          <w:sz w:val="28"/>
-          <w:szCs w:val="28"/>
-        </w:rPr>
-        <w:t xml:space="preserve">методики объединяющей разработки прошлых поколений позволит приблизиться к идеальной формуле вовлечения пользователя с область поддержки собственного здоровья как </w:t>
+        <w:t xml:space="preserve">Современные технологии оказывают большое влияние на здоровье и образ жизни населения. Недостаточное внимание уделяется эффективным инструментам цифровой поддержки формирования полезных привычек, несмотря на распространённость мобильных устройств и популярность мессенджеров. Отсутствие универсальных и гибких цифровых платформ для долгосрочного укрепления здоровья требует создания эффективных методик и сервисов, интегрирующих игровые техники и психологическую поддержку. Разработка комбинированного решения и методики объединяющей разработки прошлых поколений позволит приблизиться к идеальной формуле вовлечения пользователя с область поддержки собственного здоровья как </w:t>
       </w:r>
       <w:r>
         <w:rPr>
@@ -1446,7 +1438,7 @@
     </w:p>
     <w:p>
       <w:pPr>
-        <w:spacing w:line="240" w:lineRule="auto"/>
+        <w:spacing w:line="360" w:lineRule="auto"/>
         <w:rPr>
           <w:rFonts w:ascii="Times New Roman" w:hAnsi="Times New Roman"/>
           <w:sz w:val="28"/>
@@ -1465,7 +1457,7 @@
     </w:p>
     <w:p>
       <w:pPr>
-        <w:spacing w:line="240" w:lineRule="auto"/>
+        <w:spacing w:line="360" w:lineRule="auto"/>
         <w:rPr>
           <w:rFonts w:ascii="Times New Roman" w:hAnsi="Times New Roman"/>
           <w:sz w:val="28"/>
@@ -1488,19 +1480,20 @@
           <w:ilvl w:val="0"/>
           <w:numId w:val="15"/>
         </w:numPr>
-        <w:spacing w:line="240" w:lineRule="auto"/>
-        <w:rPr>
-          <w:rFonts w:ascii="Times New Roman" w:eastAsia="Calibri" w:hAnsi="Times New Roman"/>
-          <w:sz w:val="28"/>
-          <w:szCs w:val="28"/>
-        </w:rPr>
-      </w:pPr>
-      <w:r>
-        <w:rPr>
-          <w:rFonts w:ascii="Times New Roman" w:eastAsia="Calibri" w:hAnsi="Times New Roman"/>
-          <w:sz w:val="28"/>
-          <w:szCs w:val="28"/>
-        </w:rPr>
+        <w:spacing w:line="360" w:lineRule="auto"/>
+        <w:rPr>
+          <w:rFonts w:ascii="Times New Roman" w:eastAsia="Calibri" w:hAnsi="Times New Roman"/>
+          <w:sz w:val="28"/>
+          <w:szCs w:val="28"/>
+        </w:rPr>
+      </w:pPr>
+      <w:r>
+        <w:rPr>
+          <w:rFonts w:ascii="Times New Roman" w:eastAsia="Calibri" w:hAnsi="Times New Roman"/>
+          <w:sz w:val="28"/>
+          <w:szCs w:val="28"/>
+        </w:rPr>
+        <w:lastRenderedPageBreak/>
         <w:t>Анализ существующих методик приобретения здоровых привычек у населения с использованием игровых методов и персонального наставничества.</w:t>
       </w:r>
     </w:p>
@@ -1510,7 +1503,7 @@
           <w:ilvl w:val="0"/>
           <w:numId w:val="15"/>
         </w:numPr>
-        <w:spacing w:line="240" w:lineRule="auto"/>
+        <w:spacing w:line="360" w:lineRule="auto"/>
         <w:rPr>
           <w:rFonts w:ascii="Times New Roman" w:eastAsia="Calibri" w:hAnsi="Times New Roman"/>
           <w:sz w:val="28"/>
@@ -1532,7 +1525,7 @@
           <w:ilvl w:val="0"/>
           <w:numId w:val="15"/>
         </w:numPr>
-        <w:spacing w:line="240" w:lineRule="auto"/>
+        <w:spacing w:line="360" w:lineRule="auto"/>
         <w:rPr>
           <w:rFonts w:ascii="Times New Roman" w:eastAsia="Calibri" w:hAnsi="Times New Roman"/>
           <w:sz w:val="28"/>
@@ -1550,7 +1543,7 @@
     </w:p>
     <w:p>
       <w:pPr>
-        <w:spacing w:line="240" w:lineRule="auto"/>
+        <w:spacing w:line="360" w:lineRule="auto"/>
         <w:rPr>
           <w:rFonts w:ascii="Times New Roman" w:eastAsia="Calibri" w:hAnsi="Times New Roman"/>
           <w:sz w:val="28"/>
@@ -1569,7 +1562,7 @@
     </w:p>
     <w:p>
       <w:pPr>
-        <w:spacing w:line="240" w:lineRule="auto"/>
+        <w:spacing w:line="360" w:lineRule="auto"/>
         <w:rPr>
           <w:rFonts w:ascii="Times New Roman" w:hAnsi="Times New Roman"/>
           <w:sz w:val="28"/>
@@ -1591,7 +1584,6 @@
           <w:sz w:val="28"/>
           <w:szCs w:val="28"/>
         </w:rPr>
-        <w:lastRenderedPageBreak/>
         <w:t>гипотезы,</w:t>
       </w:r>
       <w:r>
@@ -1605,7 +1597,7 @@
     </w:p>
     <w:p>
       <w:pPr>
-        <w:spacing w:line="240" w:lineRule="auto"/>
+        <w:spacing w:line="360" w:lineRule="auto"/>
         <w:rPr>
           <w:rFonts w:ascii="Times New Roman" w:hAnsi="Times New Roman"/>
           <w:sz w:val="28"/>
@@ -1631,7 +1623,7 @@
         <w:tabs>
           <w:tab w:val="left" w:pos="0"/>
         </w:tabs>
-        <w:spacing w:before="0" w:line="264" w:lineRule="auto"/>
+        <w:spacing w:before="0" w:line="360" w:lineRule="auto"/>
         <w:jc w:val="center"/>
         <w:rPr>
           <w:rFonts w:ascii="Times New Roman" w:eastAsia="Calibri" w:hAnsi="Times New Roman"/>
@@ -1659,7 +1651,7 @@
         <w:tabs>
           <w:tab w:val="left" w:pos="0"/>
         </w:tabs>
-        <w:spacing w:before="0" w:line="264" w:lineRule="auto"/>
+        <w:spacing w:before="0" w:line="360" w:lineRule="auto"/>
         <w:rPr>
           <w:rFonts w:ascii="Times New Roman" w:eastAsia="Calibri" w:hAnsi="Times New Roman"/>
           <w:sz w:val="28"/>
@@ -1673,32 +1665,16 @@
           <w:szCs w:val="28"/>
         </w:rPr>
         <w:tab/>
-        <w:t xml:space="preserve">Актуальность проблемы нахождения оптимальной методики формирования здоровых привычек у человека обусловлена несколькими факторами. </w:t>
-      </w:r>
-      <w:r>
-        <w:rPr>
-          <w:rFonts w:ascii="Times New Roman" w:eastAsia="Calibri" w:hAnsi="Times New Roman"/>
-          <w:sz w:val="28"/>
-          <w:szCs w:val="28"/>
-        </w:rPr>
-        <w:t>П</w:t>
-      </w:r>
-      <w:r>
-        <w:rPr>
-          <w:rFonts w:ascii="Times New Roman" w:eastAsia="Calibri" w:hAnsi="Times New Roman"/>
-          <w:sz w:val="28"/>
-          <w:szCs w:val="28"/>
-        </w:rPr>
-        <w:t>роблема формирования здоровых привычек остается одной из ключевых в современном обществе. Согласно исследованиям ВОЗ, около 60% взрослого населения страдает от различных форм зависимости, связанных с нездоровым образом жизни. Также традиционные методы мотивации часто оказываются недостаточно эффективными из-за низкой вовлеченности пользователей. Данные методы часто не учитывают современные тенденции и технологический прогресс развитых стран и общества в целом.</w:t>
-      </w:r>
-    </w:p>
-    <w:p>
-      <w:pPr>
-        <w:pStyle w:val="LTGliederung1"/>
-        <w:tabs>
-          <w:tab w:val="left" w:pos="0"/>
-        </w:tabs>
-        <w:spacing w:before="0" w:line="264" w:lineRule="auto"/>
+        <w:t>Актуальность проблемы нахождения оптимальной методики формирования здоровых привычек у человека обусловлена несколькими факторами. Проблема формирования здоровых привычек остается одной из ключевых в современном обществе. Согласно исследованиям ВОЗ, около 60% взрослого населения страдает от различных форм зависимости, связанных с нездоровым образом жизни. Также традиционные методы мотивации часто оказываются недостаточно эффективными из-за низкой вовлеченности пользователей. Данные методы часто не учитывают современные тенденции и технологический прогресс развитых стран и общества в целом.</w:t>
+      </w:r>
+    </w:p>
+    <w:p>
+      <w:pPr>
+        <w:pStyle w:val="LTGliederung1"/>
+        <w:tabs>
+          <w:tab w:val="left" w:pos="0"/>
+        </w:tabs>
+        <w:spacing w:before="0" w:line="360" w:lineRule="auto"/>
         <w:rPr>
           <w:rFonts w:ascii="Times New Roman" w:hAnsi="Times New Roman"/>
           <w:sz w:val="28"/>
@@ -1721,7 +1697,7 @@
         <w:tabs>
           <w:tab w:val="left" w:pos="0"/>
         </w:tabs>
-        <w:spacing w:before="0" w:line="264" w:lineRule="auto"/>
+        <w:spacing w:before="0" w:line="360" w:lineRule="auto"/>
         <w:rPr>
           <w:rFonts w:ascii="Times New Roman" w:hAnsi="Times New Roman"/>
           <w:sz w:val="28"/>
@@ -1744,7 +1720,7 @@
         <w:tabs>
           <w:tab w:val="left" w:pos="0"/>
         </w:tabs>
-        <w:spacing w:before="0" w:line="264" w:lineRule="auto"/>
+        <w:spacing w:before="0" w:line="360" w:lineRule="auto"/>
         <w:rPr>
           <w:rFonts w:ascii="Times New Roman" w:hAnsi="Times New Roman"/>
           <w:sz w:val="28"/>
@@ -1758,24 +1734,25 @@
           <w:szCs w:val="28"/>
         </w:rPr>
         <w:tab/>
-        <w:t>Цифровые технологии позволяют создавать персонализированные опытные пространства, где каждый пользователь может найти индивидуальный подход к формированию привычек. Кроме того, аналитика больших данных дает возможность отслеживать эффективность различных игровых механик и оптимизировать их применение. Таким образом реализация решения так или иначе поможет нам исследовать проблему глубже чем раньше, давая нам данные для глубокого анализа потребностей человека в сфере персонального здоровья мы сможем коррект</w:t>
-      </w:r>
-      <w:r>
-        <w:rPr>
-          <w:rFonts w:ascii="Times New Roman" w:eastAsia="Calibri" w:hAnsi="Times New Roman"/>
-          <w:sz w:val="28"/>
-          <w:szCs w:val="28"/>
-        </w:rPr>
-        <w:t xml:space="preserve">ировать наши выводы и методику в целом как для конкретного пользователя, так и для общества в целом. </w:t>
-      </w:r>
-    </w:p>
-    <w:p>
-      <w:pPr>
-        <w:pStyle w:val="LTGliederung1"/>
-        <w:tabs>
-          <w:tab w:val="left" w:pos="0"/>
-        </w:tabs>
-        <w:spacing w:before="0" w:line="264" w:lineRule="auto"/>
+        <w:t xml:space="preserve">Цифровые технологии позволяют создавать персонализированные опытные пространства, где каждый пользователь может найти индивидуальный подход к формированию привычек. Кроме того, аналитика больших данных дает возможность отслеживать эффективность различных игровых механик и оптимизировать их применение. Таким образом реализация решения так или иначе поможет нам исследовать проблему глубже чем раньше, давая нам данные для глубокого анализа потребностей человека в сфере персонального здоровья мы сможем корректировать наши </w:t>
+      </w:r>
+      <w:r>
+        <w:rPr>
+          <w:rFonts w:ascii="Times New Roman" w:eastAsia="Calibri" w:hAnsi="Times New Roman"/>
+          <w:sz w:val="28"/>
+          <w:szCs w:val="28"/>
+        </w:rPr>
+        <w:lastRenderedPageBreak/>
+        <w:t xml:space="preserve">выводы и методику в целом как для конкретного пользователя, так и для общества в целом. </w:t>
+      </w:r>
+    </w:p>
+    <w:p>
+      <w:pPr>
+        <w:pStyle w:val="LTGliederung1"/>
+        <w:tabs>
+          <w:tab w:val="left" w:pos="0"/>
+        </w:tabs>
+        <w:spacing w:before="0" w:line="360" w:lineRule="auto"/>
         <w:rPr>
           <w:rFonts w:ascii="Times New Roman" w:hAnsi="Times New Roman"/>
           <w:sz w:val="28"/>
@@ -1789,13 +1766,6 @@
           <w:szCs w:val="28"/>
         </w:rPr>
         <w:tab/>
-      </w:r>
-      <w:r>
-        <w:rPr>
-          <w:rFonts w:ascii="Times New Roman" w:eastAsia="Calibri" w:hAnsi="Times New Roman"/>
-          <w:sz w:val="28"/>
-          <w:szCs w:val="28"/>
-        </w:rPr>
         <w:t xml:space="preserve">Мессенджеры стали основным каналом коммуникации современного человека. Более 4 миллиардов человек ежедневно используют мессенджеры для общения, получения информации и выполнения различных задач. Эта высокая степень вовлеченности делает платформы на основе </w:t>
       </w:r>
       <w:proofErr w:type="spellStart"/>
@@ -1814,33 +1784,16 @@
           <w:sz w:val="28"/>
           <w:szCs w:val="28"/>
         </w:rPr>
-        <w:t xml:space="preserve"> идеальной средой для внедрения решений по формированию привычек. Разработчики платформ, видя потребность, развивают инструменты для разработки мини-приложений, ботов и приложений внутри системы. Частные лица получают доступ к инфраструктуре пуб</w:t>
-      </w:r>
-      <w:r>
-        <w:rPr>
-          <w:rFonts w:ascii="Times New Roman" w:eastAsia="Calibri" w:hAnsi="Times New Roman"/>
-          <w:sz w:val="28"/>
-          <w:szCs w:val="28"/>
-        </w:rPr>
-        <w:t xml:space="preserve">ликации собственных решений </w:t>
-      </w:r>
-      <w:r>
-        <w:rPr>
-          <w:rFonts w:ascii="Times New Roman" w:eastAsia="Calibri" w:hAnsi="Times New Roman"/>
-          <w:sz w:val="28"/>
-          <w:szCs w:val="28"/>
-        </w:rPr>
-        <w:lastRenderedPageBreak/>
-        <w:t>на мировой рынок, что делает решения на данных платформах максимально доступными мировому сообществу.</w:t>
-      </w:r>
-    </w:p>
-    <w:p>
-      <w:pPr>
-        <w:pStyle w:val="LTGliederung1"/>
-        <w:tabs>
-          <w:tab w:val="left" w:pos="0"/>
-        </w:tabs>
-        <w:spacing w:before="0" w:line="264" w:lineRule="auto"/>
+        <w:t xml:space="preserve"> идеальной средой для внедрения решений по формированию привычек. Разработчики платформ, видя потребность, развивают инструменты для разработки мини-приложений, ботов и приложений внутри системы. Частные лица получают доступ к инфраструктуре публикации собственных решений на мировой рынок, что делает решения на данных платформах максимально доступными мировому сообществу.</w:t>
+      </w:r>
+    </w:p>
+    <w:p>
+      <w:pPr>
+        <w:pStyle w:val="LTGliederung1"/>
+        <w:tabs>
+          <w:tab w:val="left" w:pos="0"/>
+        </w:tabs>
+        <w:spacing w:before="0" w:line="360" w:lineRule="auto"/>
         <w:rPr>
           <w:rFonts w:ascii="Times New Roman" w:hAnsi="Times New Roman"/>
           <w:sz w:val="28"/>
@@ -1867,7 +1820,7 @@
           <w:tab w:val="clear" w:pos="720"/>
           <w:tab w:val="left" w:pos="0"/>
         </w:tabs>
-        <w:spacing w:before="0" w:line="264" w:lineRule="auto"/>
+        <w:spacing w:before="0" w:line="360" w:lineRule="auto"/>
         <w:rPr>
           <w:rFonts w:ascii="Times New Roman" w:hAnsi="Times New Roman"/>
           <w:sz w:val="28"/>
@@ -1894,7 +1847,7 @@
           <w:tab w:val="clear" w:pos="720"/>
           <w:tab w:val="left" w:pos="0"/>
         </w:tabs>
-        <w:spacing w:before="0" w:line="264" w:lineRule="auto"/>
+        <w:spacing w:before="0" w:line="360" w:lineRule="auto"/>
         <w:rPr>
           <w:rFonts w:ascii="Times New Roman" w:hAnsi="Times New Roman"/>
           <w:sz w:val="28"/>
@@ -1921,7 +1874,7 @@
           <w:tab w:val="clear" w:pos="720"/>
           <w:tab w:val="left" w:pos="0"/>
         </w:tabs>
-        <w:spacing w:before="0" w:line="264" w:lineRule="auto"/>
+        <w:spacing w:before="0" w:line="360" w:lineRule="auto"/>
         <w:rPr>
           <w:rFonts w:ascii="Times New Roman" w:hAnsi="Times New Roman"/>
           <w:sz w:val="28"/>
@@ -1948,7 +1901,7 @@
           <w:tab w:val="clear" w:pos="720"/>
           <w:tab w:val="left" w:pos="0"/>
         </w:tabs>
-        <w:spacing w:before="0" w:line="264" w:lineRule="auto"/>
+        <w:spacing w:before="0" w:line="360" w:lineRule="auto"/>
         <w:rPr>
           <w:rFonts w:ascii="Times New Roman" w:hAnsi="Times New Roman"/>
           <w:sz w:val="28"/>
@@ -1970,7 +1923,7 @@
         <w:tabs>
           <w:tab w:val="left" w:pos="0"/>
         </w:tabs>
-        <w:spacing w:before="0" w:line="264" w:lineRule="auto"/>
+        <w:spacing w:before="0" w:line="360" w:lineRule="auto"/>
         <w:jc w:val="center"/>
         <w:rPr>
           <w:rFonts w:ascii="Times New Roman" w:hAnsi="Times New Roman"/>
@@ -1995,7 +1948,7 @@
         <w:tabs>
           <w:tab w:val="left" w:pos="0"/>
         </w:tabs>
-        <w:spacing w:before="0" w:line="264" w:lineRule="auto"/>
+        <w:spacing w:before="0" w:line="360" w:lineRule="auto"/>
         <w:rPr>
           <w:rFonts w:ascii="Times New Roman" w:hAnsi="Times New Roman"/>
           <w:sz w:val="28"/>
@@ -2018,7 +1971,7 @@
         <w:tabs>
           <w:tab w:val="left" w:pos="0"/>
         </w:tabs>
-        <w:spacing w:before="0" w:line="264" w:lineRule="auto"/>
+        <w:spacing w:before="0" w:line="360" w:lineRule="auto"/>
         <w:rPr>
           <w:rFonts w:ascii="Times New Roman" w:hAnsi="Times New Roman"/>
           <w:sz w:val="28"/>
@@ -2041,7 +1994,7 @@
         <w:tabs>
           <w:tab w:val="left" w:pos="0"/>
         </w:tabs>
-        <w:spacing w:before="0" w:line="264" w:lineRule="auto"/>
+        <w:spacing w:before="0" w:line="360" w:lineRule="auto"/>
         <w:rPr>
           <w:rFonts w:ascii="Times New Roman" w:hAnsi="Times New Roman"/>
           <w:sz w:val="28"/>
@@ -2069,7 +2022,7 @@
           <w:tab w:val="clear" w:pos="720"/>
           <w:tab w:val="left" w:pos="0"/>
         </w:tabs>
-        <w:spacing w:before="0" w:line="264" w:lineRule="auto"/>
+        <w:spacing w:before="0" w:line="360" w:lineRule="auto"/>
         <w:rPr>
           <w:rFonts w:ascii="Times New Roman" w:hAnsi="Times New Roman"/>
           <w:sz w:val="28"/>
@@ -2096,19 +2049,20 @@
           <w:tab w:val="clear" w:pos="720"/>
           <w:tab w:val="left" w:pos="0"/>
         </w:tabs>
-        <w:spacing w:before="0" w:line="264" w:lineRule="auto"/>
-        <w:rPr>
-          <w:rFonts w:ascii="Times New Roman" w:hAnsi="Times New Roman"/>
-          <w:sz w:val="28"/>
-          <w:szCs w:val="28"/>
-        </w:rPr>
-      </w:pPr>
-      <w:r>
-        <w:rPr>
-          <w:rFonts w:ascii="Times New Roman" w:eastAsia="Calibri" w:hAnsi="Times New Roman"/>
-          <w:sz w:val="28"/>
-          <w:szCs w:val="28"/>
-        </w:rPr>
+        <w:spacing w:before="0" w:line="360" w:lineRule="auto"/>
+        <w:rPr>
+          <w:rFonts w:ascii="Times New Roman" w:hAnsi="Times New Roman"/>
+          <w:sz w:val="28"/>
+          <w:szCs w:val="28"/>
+        </w:rPr>
+      </w:pPr>
+      <w:r>
+        <w:rPr>
+          <w:rFonts w:ascii="Times New Roman" w:eastAsia="Calibri" w:hAnsi="Times New Roman"/>
+          <w:sz w:val="28"/>
+          <w:szCs w:val="28"/>
+        </w:rPr>
+        <w:lastRenderedPageBreak/>
         <w:t>Прогресс-бары и уровни</w:t>
       </w:r>
     </w:p>
@@ -2123,7 +2077,7 @@
           <w:tab w:val="clear" w:pos="720"/>
           <w:tab w:val="left" w:pos="0"/>
         </w:tabs>
-        <w:spacing w:before="0" w:line="264" w:lineRule="auto"/>
+        <w:spacing w:before="0" w:line="360" w:lineRule="auto"/>
         <w:rPr>
           <w:rFonts w:ascii="Times New Roman" w:hAnsi="Times New Roman"/>
           <w:sz w:val="28"/>
@@ -2168,7 +2122,7 @@
           <w:tab w:val="clear" w:pos="720"/>
           <w:tab w:val="left" w:pos="0"/>
         </w:tabs>
-        <w:spacing w:before="0" w:line="264" w:lineRule="auto"/>
+        <w:spacing w:before="0" w:line="360" w:lineRule="auto"/>
         <w:rPr>
           <w:rFonts w:ascii="Times New Roman" w:hAnsi="Times New Roman"/>
           <w:sz w:val="28"/>
@@ -2195,7 +2149,7 @@
           <w:tab w:val="clear" w:pos="720"/>
           <w:tab w:val="left" w:pos="0"/>
         </w:tabs>
-        <w:spacing w:before="0" w:line="264" w:lineRule="auto"/>
+        <w:spacing w:before="0" w:line="360" w:lineRule="auto"/>
         <w:rPr>
           <w:rFonts w:ascii="Times New Roman" w:hAnsi="Times New Roman"/>
           <w:sz w:val="28"/>
@@ -2217,7 +2171,7 @@
         <w:tabs>
           <w:tab w:val="left" w:pos="0"/>
         </w:tabs>
-        <w:spacing w:before="0" w:line="264" w:lineRule="auto"/>
+        <w:spacing w:before="0" w:line="360" w:lineRule="auto"/>
         <w:rPr>
           <w:rFonts w:ascii="Times New Roman" w:hAnsi="Times New Roman"/>
           <w:sz w:val="28"/>
@@ -2231,13 +2185,6 @@
           <w:szCs w:val="28"/>
         </w:rPr>
         <w:tab/>
-      </w:r>
-      <w:r>
-        <w:rPr>
-          <w:rFonts w:ascii="Times New Roman" w:eastAsia="Calibri" w:hAnsi="Times New Roman"/>
-          <w:sz w:val="28"/>
-          <w:szCs w:val="28"/>
-        </w:rPr>
         <w:t>Система достижений играет важнейшую роль в геймификации. Она позволяет пользователям отслеживать свой прогресс, получать признание за успехи и устанавливать новые цели. В контексте формирования привычек система достижений помогает создать ощущение движения к значимым результатам.</w:t>
       </w:r>
     </w:p>
@@ -2247,7 +2194,7 @@
         <w:tabs>
           <w:tab w:val="left" w:pos="0"/>
         </w:tabs>
-        <w:spacing w:before="0" w:line="264" w:lineRule="auto"/>
+        <w:spacing w:before="0" w:line="360" w:lineRule="auto"/>
         <w:rPr>
           <w:rFonts w:ascii="Times New Roman" w:hAnsi="Times New Roman"/>
           <w:sz w:val="28"/>
@@ -2288,7 +2235,7 @@
         <w:tabs>
           <w:tab w:val="left" w:pos="0"/>
         </w:tabs>
-        <w:spacing w:before="0" w:line="264" w:lineRule="auto"/>
+        <w:spacing w:before="0" w:line="360" w:lineRule="auto"/>
         <w:rPr>
           <w:rFonts w:ascii="Times New Roman" w:hAnsi="Times New Roman"/>
           <w:sz w:val="28"/>
@@ -2311,7 +2258,7 @@
         <w:tabs>
           <w:tab w:val="left" w:pos="0"/>
         </w:tabs>
-        <w:spacing w:before="0" w:line="264" w:lineRule="auto"/>
+        <w:spacing w:before="0" w:line="360" w:lineRule="auto"/>
         <w:rPr>
           <w:rFonts w:ascii="Times New Roman" w:hAnsi="Times New Roman"/>
           <w:sz w:val="28"/>
@@ -2339,20 +2286,19 @@
           <w:tab w:val="clear" w:pos="720"/>
           <w:tab w:val="left" w:pos="0"/>
         </w:tabs>
-        <w:spacing w:before="0" w:line="264" w:lineRule="auto"/>
-        <w:rPr>
-          <w:rFonts w:ascii="Times New Roman" w:hAnsi="Times New Roman"/>
-          <w:sz w:val="28"/>
-          <w:szCs w:val="28"/>
-        </w:rPr>
-      </w:pPr>
-      <w:r>
-        <w:rPr>
-          <w:rFonts w:ascii="Times New Roman" w:eastAsia="Calibri" w:hAnsi="Times New Roman"/>
-          <w:sz w:val="28"/>
-          <w:szCs w:val="28"/>
-        </w:rPr>
-        <w:lastRenderedPageBreak/>
+        <w:spacing w:before="0" w:line="360" w:lineRule="auto"/>
+        <w:rPr>
+          <w:rFonts w:ascii="Times New Roman" w:hAnsi="Times New Roman"/>
+          <w:sz w:val="28"/>
+          <w:szCs w:val="28"/>
+        </w:rPr>
+      </w:pPr>
+      <w:r>
+        <w:rPr>
+          <w:rFonts w:ascii="Times New Roman" w:eastAsia="Calibri" w:hAnsi="Times New Roman"/>
+          <w:sz w:val="28"/>
+          <w:szCs w:val="28"/>
+        </w:rPr>
         <w:t>Уровневая система позволяет структурировать процесс обучения и развития, создавая ощущение прогресса и мастерства.</w:t>
       </w:r>
     </w:p>
@@ -2367,7 +2313,7 @@
           <w:tab w:val="clear" w:pos="720"/>
           <w:tab w:val="left" w:pos="0"/>
         </w:tabs>
-        <w:spacing w:before="0" w:line="264" w:lineRule="auto"/>
+        <w:spacing w:before="0" w:line="360" w:lineRule="auto"/>
         <w:rPr>
           <w:rFonts w:ascii="Times New Roman" w:hAnsi="Times New Roman"/>
           <w:sz w:val="28"/>
@@ -2404,7 +2350,7 @@
           <w:tab w:val="clear" w:pos="720"/>
           <w:tab w:val="left" w:pos="0"/>
         </w:tabs>
-        <w:spacing w:before="0" w:line="264" w:lineRule="auto"/>
+        <w:spacing w:before="0" w:line="360" w:lineRule="auto"/>
         <w:rPr>
           <w:rFonts w:ascii="Times New Roman" w:hAnsi="Times New Roman"/>
           <w:sz w:val="28"/>
@@ -2431,7 +2377,7 @@
           <w:tab w:val="clear" w:pos="720"/>
           <w:tab w:val="left" w:pos="0"/>
         </w:tabs>
-        <w:spacing w:before="0" w:line="264" w:lineRule="auto"/>
+        <w:spacing w:before="0" w:line="360" w:lineRule="auto"/>
         <w:rPr>
           <w:rFonts w:ascii="Times New Roman" w:hAnsi="Times New Roman"/>
           <w:sz w:val="28"/>
@@ -2458,7 +2404,7 @@
           <w:tab w:val="clear" w:pos="720"/>
           <w:tab w:val="left" w:pos="0"/>
         </w:tabs>
-        <w:spacing w:before="0" w:line="264" w:lineRule="auto"/>
+        <w:spacing w:before="0" w:line="360" w:lineRule="auto"/>
         <w:rPr>
           <w:rFonts w:ascii="Times New Roman" w:hAnsi="Times New Roman"/>
           <w:sz w:val="28"/>
@@ -2480,7 +2426,7 @@
         <w:tabs>
           <w:tab w:val="left" w:pos="0"/>
         </w:tabs>
-        <w:spacing w:before="0" w:line="264" w:lineRule="auto"/>
+        <w:spacing w:before="0" w:line="360" w:lineRule="auto"/>
         <w:jc w:val="center"/>
         <w:rPr>
           <w:rFonts w:ascii="Times New Roman" w:hAnsi="Times New Roman"/>
@@ -2496,6 +2442,7 @@
           <w:sz w:val="28"/>
           <w:szCs w:val="28"/>
         </w:rPr>
+        <w:lastRenderedPageBreak/>
         <w:t>Анализ существующих методов внедрения элементов игры в неигровой контент</w:t>
       </w:r>
     </w:p>
@@ -2505,7 +2452,7 @@
         <w:tabs>
           <w:tab w:val="left" w:pos="0"/>
         </w:tabs>
-        <w:spacing w:before="0" w:line="264" w:lineRule="auto"/>
+        <w:spacing w:before="0" w:line="360" w:lineRule="auto"/>
         <w:rPr>
           <w:rFonts w:ascii="Times New Roman" w:eastAsia="Calibri" w:hAnsi="Times New Roman"/>
           <w:sz w:val="28"/>
@@ -2564,7 +2511,7 @@
         <w:tabs>
           <w:tab w:val="left" w:pos="0"/>
         </w:tabs>
-        <w:spacing w:before="0" w:line="264" w:lineRule="auto"/>
+        <w:spacing w:before="0" w:line="360" w:lineRule="auto"/>
         <w:rPr>
           <w:rFonts w:ascii="Times New Roman" w:eastAsia="Calibri" w:hAnsi="Times New Roman"/>
           <w:sz w:val="28"/>
@@ -2623,7 +2570,7 @@
         <w:tabs>
           <w:tab w:val="left" w:pos="0"/>
         </w:tabs>
-        <w:spacing w:before="0" w:line="264" w:lineRule="auto"/>
+        <w:spacing w:before="0" w:line="360" w:lineRule="auto"/>
         <w:rPr>
           <w:rFonts w:ascii="Times New Roman" w:eastAsia="Calibri" w:hAnsi="Times New Roman"/>
           <w:sz w:val="28"/>
@@ -2673,15 +2620,7 @@
           <w:sz w:val="28"/>
           <w:szCs w:val="28"/>
         </w:rPr>
-        <w:t xml:space="preserve"> фокусируется на визуализации прогресса и напоминаниях, используя минимальный дизайн и четкое отображение текущих д</w:t>
-      </w:r>
-      <w:r>
-        <w:rPr>
-          <w:rFonts w:ascii="Times New Roman" w:eastAsia="Calibri" w:hAnsi="Times New Roman"/>
-          <w:sz w:val="28"/>
-          <w:szCs w:val="28"/>
-        </w:rPr>
-        <w:t xml:space="preserve">остижений. Пользователь может отслеживать свои успехи в </w:t>
+        <w:t xml:space="preserve"> фокусируется на визуализации прогресса и напоминаниях, используя минимальный дизайн и четкое отображение текущих достижений. Пользователь может отслеживать свои успехи в </w:t>
       </w:r>
       <w:r>
         <w:rPr>
@@ -2699,7 +2638,7 @@
         <w:tabs>
           <w:tab w:val="left" w:pos="0"/>
         </w:tabs>
-        <w:spacing w:before="0" w:line="264" w:lineRule="auto"/>
+        <w:spacing w:before="0" w:line="360" w:lineRule="auto"/>
         <w:rPr>
           <w:rFonts w:ascii="Times New Roman" w:eastAsia="Calibri" w:hAnsi="Times New Roman"/>
           <w:sz w:val="28"/>
@@ -2740,7 +2679,7 @@
         <w:tabs>
           <w:tab w:val="left" w:pos="0"/>
         </w:tabs>
-        <w:spacing w:before="0" w:line="264" w:lineRule="auto"/>
+        <w:spacing w:before="0" w:line="360" w:lineRule="auto"/>
         <w:rPr>
           <w:rFonts w:ascii="Times New Roman" w:eastAsia="Calibri" w:hAnsi="Times New Roman"/>
           <w:sz w:val="28"/>
@@ -2768,7 +2707,7 @@
           <w:tab w:val="clear" w:pos="720"/>
           <w:tab w:val="left" w:pos="0"/>
         </w:tabs>
-        <w:spacing w:before="0" w:line="264" w:lineRule="auto"/>
+        <w:spacing w:before="0" w:line="360" w:lineRule="auto"/>
         <w:rPr>
           <w:rFonts w:ascii="Times New Roman" w:eastAsia="Calibri" w:hAnsi="Times New Roman"/>
           <w:sz w:val="28"/>
@@ -2795,7 +2734,7 @@
           <w:tab w:val="clear" w:pos="720"/>
           <w:tab w:val="left" w:pos="0"/>
         </w:tabs>
-        <w:spacing w:before="0" w:line="264" w:lineRule="auto"/>
+        <w:spacing w:before="0" w:line="360" w:lineRule="auto"/>
         <w:rPr>
           <w:rFonts w:ascii="Times New Roman" w:eastAsia="Calibri" w:hAnsi="Times New Roman"/>
           <w:sz w:val="28"/>
@@ -2822,7 +2761,7 @@
           <w:tab w:val="clear" w:pos="720"/>
           <w:tab w:val="left" w:pos="0"/>
         </w:tabs>
-        <w:spacing w:before="0" w:line="264" w:lineRule="auto"/>
+        <w:spacing w:before="0" w:line="360" w:lineRule="auto"/>
         <w:rPr>
           <w:rFonts w:ascii="Times New Roman" w:eastAsia="Calibri" w:hAnsi="Times New Roman"/>
           <w:sz w:val="28"/>
@@ -2849,20 +2788,29 @@
           <w:tab w:val="clear" w:pos="720"/>
           <w:tab w:val="left" w:pos="0"/>
         </w:tabs>
-        <w:spacing w:before="0" w:line="264" w:lineRule="auto"/>
-        <w:rPr>
-          <w:rFonts w:ascii="Times New Roman" w:eastAsia="Calibri" w:hAnsi="Times New Roman"/>
-          <w:sz w:val="28"/>
-          <w:szCs w:val="28"/>
-        </w:rPr>
-      </w:pPr>
-      <w:r>
-        <w:rPr>
-          <w:rFonts w:ascii="Times New Roman" w:eastAsia="Calibri" w:hAnsi="Times New Roman"/>
-          <w:sz w:val="28"/>
-          <w:szCs w:val="28"/>
-        </w:rPr>
-        <w:t>Ограниченные возможности адаптации под индивидуальные потребности - Статичные программы и шаблоны не позволяют гибко реагировать на изменения в жизни пользователя, его успехи и неудачи. Отсутствие адаптивных алгоритмов снижает эффективность долгосрочного воздействия.</w:t>
+        <w:spacing w:before="0" w:line="360" w:lineRule="auto"/>
+        <w:rPr>
+          <w:rFonts w:ascii="Times New Roman" w:eastAsia="Calibri" w:hAnsi="Times New Roman"/>
+          <w:sz w:val="28"/>
+          <w:szCs w:val="28"/>
+        </w:rPr>
+      </w:pPr>
+      <w:r>
+        <w:rPr>
+          <w:rFonts w:ascii="Times New Roman" w:eastAsia="Calibri" w:hAnsi="Times New Roman"/>
+          <w:sz w:val="28"/>
+          <w:szCs w:val="28"/>
+        </w:rPr>
+        <w:t xml:space="preserve">Ограниченные возможности адаптации под индивидуальные потребности - Статичные программы и шаблоны не позволяют гибко </w:t>
+      </w:r>
+      <w:r>
+        <w:rPr>
+          <w:rFonts w:ascii="Times New Roman" w:eastAsia="Calibri" w:hAnsi="Times New Roman"/>
+          <w:sz w:val="28"/>
+          <w:szCs w:val="28"/>
+        </w:rPr>
+        <w:lastRenderedPageBreak/>
+        <w:t>реагировать на изменения в жизни пользователя, его успехи и неудачи. Отсутствие адаптивных алгоритмов снижает эффективность долгосрочного воздействия.</w:t>
       </w:r>
     </w:p>
     <w:p>
@@ -2876,7 +2824,7 @@
           <w:tab w:val="clear" w:pos="720"/>
           <w:tab w:val="left" w:pos="0"/>
         </w:tabs>
-        <w:spacing w:before="0" w:line="264" w:lineRule="auto"/>
+        <w:spacing w:before="0" w:line="360" w:lineRule="auto"/>
         <w:rPr>
           <w:rFonts w:ascii="Times New Roman" w:eastAsia="Calibri" w:hAnsi="Times New Roman"/>
           <w:sz w:val="28"/>
@@ -2919,38 +2867,29 @@
           <w:tab w:val="clear" w:pos="720"/>
           <w:tab w:val="left" w:pos="0"/>
         </w:tabs>
-        <w:spacing w:before="0" w:line="264" w:lineRule="auto"/>
-        <w:rPr>
-          <w:rFonts w:ascii="Times New Roman" w:eastAsia="Calibri" w:hAnsi="Times New Roman"/>
-          <w:sz w:val="28"/>
-          <w:szCs w:val="28"/>
-        </w:rPr>
-      </w:pPr>
-      <w:r>
-        <w:rPr>
-          <w:rFonts w:ascii="Times New Roman" w:eastAsia="Calibri" w:hAnsi="Times New Roman"/>
-          <w:sz w:val="28"/>
-          <w:szCs w:val="28"/>
-        </w:rPr>
-        <w:t xml:space="preserve">Отсутствие профессиональной поддержки - Большинство решений не предусматривают консультаций с экспертами в области психологии, </w:t>
-      </w:r>
-      <w:r>
-        <w:rPr>
-          <w:rFonts w:ascii="Times New Roman" w:eastAsia="Calibri" w:hAnsi="Times New Roman"/>
-          <w:sz w:val="28"/>
-          <w:szCs w:val="28"/>
-        </w:rPr>
-        <w:lastRenderedPageBreak/>
-        <w:t>медицины или коучинга, что ограничивает их эффективность в сложных случаях.</w:t>
-      </w:r>
-    </w:p>
-    <w:p>
-      <w:pPr>
-        <w:pStyle w:val="LTGliederung1"/>
-        <w:tabs>
-          <w:tab w:val="left" w:pos="0"/>
-        </w:tabs>
-        <w:spacing w:before="0" w:line="264" w:lineRule="auto"/>
+        <w:spacing w:before="0" w:line="360" w:lineRule="auto"/>
+        <w:rPr>
+          <w:rFonts w:ascii="Times New Roman" w:eastAsia="Calibri" w:hAnsi="Times New Roman"/>
+          <w:sz w:val="28"/>
+          <w:szCs w:val="28"/>
+        </w:rPr>
+      </w:pPr>
+      <w:r>
+        <w:rPr>
+          <w:rFonts w:ascii="Times New Roman" w:eastAsia="Calibri" w:hAnsi="Times New Roman"/>
+          <w:sz w:val="28"/>
+          <w:szCs w:val="28"/>
+        </w:rPr>
+        <w:t>Отсутствие профессиональной поддержки - Большинство решений не предусматривают консультаций с экспертами в области психологии, медицины или коучинга, что ограничивает их эффективность в сложных случаях.</w:t>
+      </w:r>
+    </w:p>
+    <w:p>
+      <w:pPr>
+        <w:pStyle w:val="LTGliederung1"/>
+        <w:tabs>
+          <w:tab w:val="left" w:pos="0"/>
+        </w:tabs>
+        <w:spacing w:before="0" w:line="360" w:lineRule="auto"/>
         <w:rPr>
           <w:rFonts w:ascii="Times New Roman" w:eastAsia="Calibri" w:hAnsi="Times New Roman"/>
           <w:sz w:val="28"/>
@@ -2973,7 +2912,7 @@
         <w:tabs>
           <w:tab w:val="left" w:pos="0"/>
         </w:tabs>
-        <w:spacing w:before="0" w:line="264" w:lineRule="auto"/>
+        <w:spacing w:before="0" w:line="360" w:lineRule="auto"/>
         <w:jc w:val="center"/>
         <w:rPr>
           <w:rFonts w:ascii="Times New Roman" w:hAnsi="Times New Roman"/>
@@ -3000,7 +2939,7 @@
         <w:tabs>
           <w:tab w:val="left" w:pos="0"/>
         </w:tabs>
-        <w:spacing w:before="0" w:line="264" w:lineRule="auto"/>
+        <w:spacing w:before="0" w:line="360" w:lineRule="auto"/>
         <w:rPr>
           <w:rFonts w:ascii="Times New Roman" w:hAnsi="Times New Roman"/>
           <w:sz w:val="28"/>
@@ -3075,7 +3014,7 @@
         <w:tabs>
           <w:tab w:val="left" w:pos="0"/>
         </w:tabs>
-        <w:spacing w:before="0" w:line="264" w:lineRule="auto"/>
+        <w:spacing w:before="0" w:line="360" w:lineRule="auto"/>
         <w:rPr>
           <w:rFonts w:ascii="Times New Roman" w:hAnsi="Times New Roman"/>
           <w:sz w:val="28"/>
@@ -3134,7 +3073,7 @@
         <w:tabs>
           <w:tab w:val="left" w:pos="0"/>
         </w:tabs>
-        <w:spacing w:before="0" w:line="264" w:lineRule="auto"/>
+        <w:spacing w:before="0" w:line="360" w:lineRule="auto"/>
         <w:rPr>
           <w:rFonts w:ascii="Times New Roman" w:hAnsi="Times New Roman"/>
           <w:sz w:val="28"/>
@@ -3157,19 +3096,20 @@
         <w:tabs>
           <w:tab w:val="left" w:pos="0"/>
         </w:tabs>
-        <w:spacing w:before="0" w:line="264" w:lineRule="auto"/>
-        <w:rPr>
-          <w:rFonts w:ascii="Times New Roman" w:hAnsi="Times New Roman"/>
-          <w:sz w:val="28"/>
-          <w:szCs w:val="28"/>
-        </w:rPr>
-      </w:pPr>
-      <w:r>
-        <w:rPr>
-          <w:rFonts w:ascii="Times New Roman" w:eastAsia="Calibri" w:hAnsi="Times New Roman"/>
-          <w:sz w:val="28"/>
-          <w:szCs w:val="28"/>
-        </w:rPr>
+        <w:spacing w:before="0" w:line="360" w:lineRule="auto"/>
+        <w:rPr>
+          <w:rFonts w:ascii="Times New Roman" w:hAnsi="Times New Roman"/>
+          <w:sz w:val="28"/>
+          <w:szCs w:val="28"/>
+        </w:rPr>
+      </w:pPr>
+      <w:r>
+        <w:rPr>
+          <w:rFonts w:ascii="Times New Roman" w:eastAsia="Calibri" w:hAnsi="Times New Roman"/>
+          <w:sz w:val="28"/>
+          <w:szCs w:val="28"/>
+        </w:rPr>
+        <w:lastRenderedPageBreak/>
         <w:tab/>
         <w:t>Интеграция социальных элементов осуществлялась через систему анонимных чатов внутри платформы, что обеспечивает безопасность пользователей при сохранении возможности взаимодействия.</w:t>
       </w:r>
@@ -3180,7 +3120,7 @@
         <w:tabs>
           <w:tab w:val="left" w:pos="0"/>
         </w:tabs>
-        <w:spacing w:before="0" w:line="264" w:lineRule="auto"/>
+        <w:spacing w:before="0" w:line="360" w:lineRule="auto"/>
         <w:jc w:val="center"/>
         <w:rPr>
           <w:rFonts w:ascii="Times New Roman" w:hAnsi="Times New Roman"/>
@@ -3205,7 +3145,7 @@
         <w:tabs>
           <w:tab w:val="left" w:pos="0"/>
         </w:tabs>
-        <w:spacing w:before="0" w:line="264" w:lineRule="auto"/>
+        <w:spacing w:before="0" w:line="360" w:lineRule="auto"/>
         <w:rPr>
           <w:rFonts w:ascii="Times New Roman" w:eastAsia="Calibri" w:hAnsi="Times New Roman"/>
           <w:sz w:val="28"/>
@@ -3246,7 +3186,7 @@
         <w:tabs>
           <w:tab w:val="left" w:pos="0"/>
         </w:tabs>
-        <w:spacing w:before="0" w:line="264" w:lineRule="auto"/>
+        <w:spacing w:before="0" w:line="360" w:lineRule="auto"/>
         <w:rPr>
           <w:rFonts w:ascii="Times New Roman" w:eastAsia="Calibri" w:hAnsi="Times New Roman"/>
           <w:sz w:val="28"/>
@@ -3260,24 +3200,235 @@
           <w:szCs w:val="28"/>
         </w:rPr>
         <w:tab/>
-        <w:t>Молодые профессионалы (25-35 лет) составляют один из ключевых сегментов. Этот контингент характеризуется высоким уровнем занятости, постоянными стрессами и дефицитом времени. Они часто сталкиваются с проблемами сна, неправильного питания и малоподвижного образа жизни из-за интенсивного рабочего графика. Однако эти люди обладают высокой цифровой грамотностью и открыты к новым технологическим решениям. Для них особенно важны мобильность решения, возможность использования в любое время и интеграция с их плотн</w:t>
-      </w:r>
-      <w:r>
-        <w:rPr>
-          <w:rFonts w:ascii="Times New Roman" w:eastAsia="Calibri" w:hAnsi="Times New Roman"/>
-          <w:sz w:val="28"/>
-          <w:szCs w:val="28"/>
-        </w:rPr>
-        <w:t>ым расписанием. Молодые профессионалы ценят эффективность и результативность, поэтому для них критически важно видеть конкретные результаты от использования приложения.</w:t>
-      </w:r>
-    </w:p>
-    <w:p>
-      <w:pPr>
-        <w:pStyle w:val="LTGliederung1"/>
-        <w:tabs>
-          <w:tab w:val="left" w:pos="0"/>
-        </w:tabs>
-        <w:spacing w:before="0" w:line="264" w:lineRule="auto"/>
+        <w:t>Молодые профессионалы (25-35 лет) составляют один из ключевых сегментов. Этот контингент характеризуется высоким уровнем занятости, постоянными стрессами и дефицитом времени. Они часто сталкиваются с проблемами сна, неправильного питания и малоподвижного образа жизни из-за интенсивного рабочего графика. Однако эти люди обладают высокой цифровой грамотностью и открыты к новым технологическим решениям. Для них особенно важны мобильность решения, возможность использования в любое время и интеграция с их плотным расписанием. Молодые профессионалы ценят эффективность и результативность, поэтому для них критически важно видеть конкретные результаты от использования приложения.</w:t>
+      </w:r>
+    </w:p>
+    <w:p>
+      <w:pPr>
+        <w:pStyle w:val="LTGliederung1"/>
+        <w:tabs>
+          <w:tab w:val="left" w:pos="0"/>
+        </w:tabs>
+        <w:spacing w:before="0" w:line="360" w:lineRule="auto"/>
+        <w:rPr>
+          <w:rFonts w:ascii="Times New Roman" w:eastAsia="Calibri" w:hAnsi="Times New Roman"/>
+          <w:sz w:val="28"/>
+          <w:szCs w:val="28"/>
+        </w:rPr>
+      </w:pPr>
+      <w:r>
+        <w:rPr>
+          <w:rFonts w:ascii="Times New Roman" w:eastAsia="Calibri" w:hAnsi="Times New Roman"/>
+          <w:sz w:val="28"/>
+          <w:szCs w:val="28"/>
+        </w:rPr>
+        <w:tab/>
+        <w:t xml:space="preserve">Люди, начинающие путь к здоровому образу жизни (18-40 лет) включают широкий спектр пользователей - от студентов, желающих наладить режим дня, до людей среднего возраста, стремящихся изменить образ жизни после осознания проблем со здоровьем. Этот сегмент отличается высокой мотивацией, но часто сталкивается с трудностями в поддержании дисциплины и отсутствием четкого плана действий. Они нуждаются в структурированном подходе, постепенном введении изменений и постоянной поддержке. Для этой группы важно наличие образовательных материалов, </w:t>
+      </w:r>
+      <w:r>
+        <w:rPr>
+          <w:rFonts w:ascii="Times New Roman" w:eastAsia="Calibri" w:hAnsi="Times New Roman"/>
+          <w:sz w:val="28"/>
+          <w:szCs w:val="28"/>
+        </w:rPr>
+        <w:lastRenderedPageBreak/>
+        <w:t>четких инструкций и мягкой системы мотивации, которая не будет вызывать чувство вины при временных неудачах.</w:t>
+      </w:r>
+    </w:p>
+    <w:p>
+      <w:pPr>
+        <w:pStyle w:val="LTGliederung1"/>
+        <w:tabs>
+          <w:tab w:val="left" w:pos="0"/>
+        </w:tabs>
+        <w:spacing w:before="0" w:line="360" w:lineRule="auto"/>
+        <w:rPr>
+          <w:rFonts w:ascii="Times New Roman" w:eastAsia="Calibri" w:hAnsi="Times New Roman"/>
+          <w:sz w:val="28"/>
+          <w:szCs w:val="28"/>
+        </w:rPr>
+      </w:pPr>
+      <w:r>
+        <w:rPr>
+          <w:rFonts w:ascii="Times New Roman" w:eastAsia="Calibri" w:hAnsi="Times New Roman"/>
+          <w:sz w:val="28"/>
+          <w:szCs w:val="28"/>
+        </w:rPr>
+        <w:tab/>
+        <w:t>Пользователи цифровых технологий, открытые новым форматам взаимодействия (18-45 лет) представляют собой тех, кто активно использует смартфоны, социальные сети и мессенджеры в повседневной жизни. Они комфортно чувствуют себя в цифровой среде и готовы экспериментировать с новыми приложениями и сервисами. Этот сегмент ожидает инновационных подходов и нестандартных решений. Они становятся ранними последователями новых технологий и могут стать активными промоутерами продукта среди своих знакомых.</w:t>
+      </w:r>
+    </w:p>
+    <w:p>
+      <w:pPr>
+        <w:pStyle w:val="LTGliederung1"/>
+        <w:tabs>
+          <w:tab w:val="left" w:pos="0"/>
+        </w:tabs>
+        <w:spacing w:before="0" w:line="360" w:lineRule="auto"/>
+        <w:rPr>
+          <w:rFonts w:ascii="Times New Roman" w:eastAsia="Calibri" w:hAnsi="Times New Roman"/>
+          <w:sz w:val="28"/>
+          <w:szCs w:val="28"/>
+        </w:rPr>
+      </w:pPr>
+      <w:r>
+        <w:rPr>
+          <w:rFonts w:ascii="Times New Roman" w:eastAsia="Calibri" w:hAnsi="Times New Roman"/>
+          <w:sz w:val="28"/>
+          <w:szCs w:val="28"/>
+        </w:rPr>
+        <w:tab/>
+        <w:t xml:space="preserve">Простота использования и интуитивный интерфейс является критическим фактором успеха для большинства пользователей. Исследования показывают, </w:t>
+      </w:r>
+      <w:r>
+        <w:rPr>
+          <w:rFonts w:ascii="Times New Roman" w:eastAsia="Calibri" w:hAnsi="Times New Roman"/>
+          <w:sz w:val="28"/>
+          <w:szCs w:val="28"/>
+        </w:rPr>
+        <w:t>что,</w:t>
+      </w:r>
+      <w:r>
+        <w:rPr>
+          <w:rFonts w:ascii="Times New Roman" w:eastAsia="Calibri" w:hAnsi="Times New Roman"/>
+          <w:sz w:val="28"/>
+          <w:szCs w:val="28"/>
+        </w:rPr>
+        <w:t xml:space="preserve"> если приложение требует более 30 секунд для понимания основного функционала, 60% пользователей устанавливают его. Поэтому особое внимание было уделено созданию максимально понятного и простого интерфейса. Все команды и функции должны быть доступны максимум за 2-3 клика. Язык интерфейса должен быть простым и понятным, без сложной терминологии. Процесс регистрации и первоначальной настройки должен занимать не более 5 минут. Визуальные элементы должны четко передавать информацию о прогрессе и достижениях без необходимости дополнительных пояснений.</w:t>
+      </w:r>
+    </w:p>
+    <w:p>
+      <w:pPr>
+        <w:pStyle w:val="LTGliederung1"/>
+        <w:tabs>
+          <w:tab w:val="left" w:pos="0"/>
+        </w:tabs>
+        <w:spacing w:before="0" w:line="360" w:lineRule="auto"/>
+        <w:rPr>
+          <w:rFonts w:ascii="Times New Roman" w:eastAsia="Calibri" w:hAnsi="Times New Roman"/>
+          <w:sz w:val="28"/>
+          <w:szCs w:val="28"/>
+        </w:rPr>
+      </w:pPr>
+      <w:r>
+        <w:rPr>
+          <w:rFonts w:ascii="Times New Roman" w:eastAsia="Calibri" w:hAnsi="Times New Roman"/>
+          <w:sz w:val="28"/>
+          <w:szCs w:val="28"/>
+        </w:rPr>
+        <w:tab/>
+        <w:t xml:space="preserve">Персонализация под индивидуальные цели и график стала одной из основных претензий к существующим решениям. Каждый пользователь имеет уникальные цели, уровень подготовки, физические возможности и жизненные обстоятельства. Некоторые хотят начать с простых привычек типа "выпивать 8 стаканов воды в день", другие стремятся к комплексным изменениям образа жизни. Система должна уметь адаптироваться под различные уровни сложности задач и предлагать индивидуальные пути достижения целей. Гибкость в планировании должна учитывать </w:t>
+      </w:r>
+      <w:r>
+        <w:rPr>
+          <w:rFonts w:ascii="Times New Roman" w:eastAsia="Calibri" w:hAnsi="Times New Roman"/>
+          <w:sz w:val="28"/>
+          <w:szCs w:val="28"/>
+        </w:rPr>
+        <w:lastRenderedPageBreak/>
+        <w:t>профессиональные и личные обязательства пользователя, сезонные изменения и временные ограничения.</w:t>
+      </w:r>
+    </w:p>
+    <w:p>
+      <w:pPr>
+        <w:pStyle w:val="LTGliederung1"/>
+        <w:tabs>
+          <w:tab w:val="left" w:pos="0"/>
+        </w:tabs>
+        <w:spacing w:before="0" w:line="360" w:lineRule="auto"/>
+        <w:rPr>
+          <w:rFonts w:ascii="Times New Roman" w:eastAsia="Calibri" w:hAnsi="Times New Roman"/>
+          <w:sz w:val="28"/>
+          <w:szCs w:val="28"/>
+        </w:rPr>
+      </w:pPr>
+      <w:r>
+        <w:rPr>
+          <w:rFonts w:ascii="Times New Roman" w:eastAsia="Calibri" w:hAnsi="Times New Roman"/>
+          <w:sz w:val="28"/>
+          <w:szCs w:val="28"/>
+        </w:rPr>
+        <w:tab/>
+        <w:t>Социальная поддержка и мотивация особенно важны для молодых профессионалов, которые часто испытывают изоляцию и нехватку поддержки в вопросах личного развития. Однако эта поддержка должна быть тонко сбалансирована - слишком активное социальное взаимодействие может вызвать стресс, а недостаточное - не обеспечить необходимой мотивации. Анонимные чаты с наставниками, возможность обмена опытом в безопасной среде и поддержка со стороны сообщества единомышленников могут значительно повысить эффективность формирования привычек. Важно предусмотреть различные уровни социального взаимодействия - от минимального (личный прогресс) до максимального (участие в коллективных челленджах).</w:t>
+      </w:r>
+    </w:p>
+    <w:p>
+      <w:pPr>
+        <w:pStyle w:val="LTGliederung1"/>
+        <w:tabs>
+          <w:tab w:val="left" w:pos="0"/>
+        </w:tabs>
+        <w:spacing w:before="0" w:line="360" w:lineRule="auto"/>
+        <w:rPr>
+          <w:rFonts w:ascii="Times New Roman" w:eastAsia="Calibri" w:hAnsi="Times New Roman"/>
+          <w:sz w:val="28"/>
+          <w:szCs w:val="28"/>
+        </w:rPr>
+      </w:pPr>
+      <w:r>
+        <w:rPr>
+          <w:rFonts w:ascii="Times New Roman" w:eastAsia="Calibri" w:hAnsi="Times New Roman"/>
+          <w:sz w:val="28"/>
+          <w:szCs w:val="28"/>
+        </w:rPr>
+        <w:tab/>
+        <w:t>Гибкость в планировании и адаптации необходима для учета изменений в жизни пользователей. Болезни, командировки, праздники и другие жизненные обстоятельства не должны становиться причиной срыва всего процесса формирования привычек. Система должна уметь адаптировать рекомендации в зависимости от текущих условий, предлагать альтернативные варианты выполнения задач и гибко реагировать на изменения в расписании пользователя. Алгоритмы адаптации должны учитывать не только внешние факторы, но и внутреннее состояние пользователя, его настроение и уровень энергии.</w:t>
+      </w:r>
+    </w:p>
+    <w:p>
+      <w:pPr>
+        <w:pStyle w:val="LTGliederung1"/>
+        <w:tabs>
+          <w:tab w:val="left" w:pos="0"/>
+        </w:tabs>
+        <w:spacing w:before="0" w:line="360" w:lineRule="auto"/>
+        <w:jc w:val="center"/>
+        <w:rPr>
+          <w:rFonts w:ascii="Times New Roman" w:hAnsi="Times New Roman"/>
+          <w:sz w:val="28"/>
+          <w:szCs w:val="28"/>
+        </w:rPr>
+      </w:pPr>
+      <w:r>
+        <w:rPr>
+          <w:rFonts w:ascii="Times New Roman" w:eastAsia="Calibri" w:hAnsi="Times New Roman"/>
+          <w:b/>
+          <w:bCs/>
+          <w:sz w:val="28"/>
+          <w:szCs w:val="28"/>
+        </w:rPr>
+        <w:t>Разработка концепции использования механик в конкретном бот-средстве</w:t>
+      </w:r>
+    </w:p>
+    <w:p>
+      <w:pPr>
+        <w:pStyle w:val="LTGliederung1"/>
+        <w:tabs>
+          <w:tab w:val="left" w:pos="0"/>
+        </w:tabs>
+        <w:spacing w:before="0" w:line="360" w:lineRule="auto"/>
+        <w:rPr>
+          <w:rFonts w:ascii="Times New Roman" w:eastAsia="Calibri" w:hAnsi="Times New Roman"/>
+          <w:sz w:val="28"/>
+          <w:szCs w:val="28"/>
+        </w:rPr>
+      </w:pPr>
+      <w:r>
+        <w:rPr>
+          <w:rFonts w:ascii="Times New Roman" w:eastAsia="Calibri" w:hAnsi="Times New Roman"/>
+          <w:sz w:val="28"/>
+          <w:szCs w:val="28"/>
+        </w:rPr>
+        <w:t>Концепция разработанного чат-бота построена на интеграции нескольких ключевых элементов, обеспечивающих комплексный подход к формированию здоровых привычек через геймификацию. Архитектура решения включает три основных компонента: базовый функционал, игровые механики и социальные элементы взаимодействия.</w:t>
+      </w:r>
+    </w:p>
+    <w:p>
+      <w:pPr>
+        <w:pStyle w:val="LTGliederung1"/>
+        <w:tabs>
+          <w:tab w:val="left" w:pos="0"/>
+        </w:tabs>
+        <w:spacing w:before="0" w:line="360" w:lineRule="auto"/>
         <w:rPr>
           <w:rFonts w:ascii="Times New Roman" w:eastAsia="Calibri" w:hAnsi="Times New Roman"/>
           <w:sz w:val="28"/>
@@ -3292,24 +3443,16 @@
         </w:rPr>
         <w:lastRenderedPageBreak/>
         <w:tab/>
-        <w:t>Люди, начинающие путь к здоровому образу жизни (18-40 лет) включают широкий спектр пользователей - от студентов, желающих наладить режим дня, до людей среднего возраста, стремящихся изменить образ жизни после осознания проблем со здоровьем. Этот сегмент отличается высокой мотивацией, но часто сталкивается с трудностями в поддержании дисциплины и отсутствием четкого плана действий. Они нуждаются в структурированном подходе, постепенном введении изменений и постоянной поддержке. Для этой группы важно наличие</w:t>
-      </w:r>
-      <w:r>
-        <w:rPr>
-          <w:rFonts w:ascii="Times New Roman" w:eastAsia="Calibri" w:hAnsi="Times New Roman"/>
-          <w:sz w:val="28"/>
-          <w:szCs w:val="28"/>
-        </w:rPr>
-        <w:t xml:space="preserve"> образовательных материалов, четких инструкций и мягкой системы мотивации, которая не будет вызывать чувство вины при временных неудачах.</w:t>
-      </w:r>
-    </w:p>
-    <w:p>
-      <w:pPr>
-        <w:pStyle w:val="LTGliederung1"/>
-        <w:tabs>
-          <w:tab w:val="left" w:pos="0"/>
-        </w:tabs>
-        <w:spacing w:before="0" w:line="264" w:lineRule="auto"/>
+        <w:t>Базовый функционал бота направлен на обеспечение практической полезности и персонализации пользовательского опыта. Система подписки на готовые программы формирования привычек предоставляет пользователям структурированные пути развития, адаптированные под различные цели - от улучшения физического здоровья до развития психологической устойчивости. Персонализированные рекомендации генерируются на основе анализа индивидуальных данных пользователя, его предпочтений и достигнутых результатов. Система отслеживания прогресса в реальном времени позволяет пользователям визуально оценивать свои достижения и корректировать подход при необходимости. Анонимное наставничество создает безопасное пространство для получения профессиональных советов и поддержки без раскрытия личной информации. Социальные элементы и рейтинг обеспечивают мотивацию через сравнение с другими участниками и признание со стороны сообщества.</w:t>
+      </w:r>
+    </w:p>
+    <w:p>
+      <w:pPr>
+        <w:pStyle w:val="LTGliederung1"/>
+        <w:tabs>
+          <w:tab w:val="left" w:pos="0"/>
+        </w:tabs>
+        <w:spacing w:before="0" w:line="360" w:lineRule="auto"/>
         <w:rPr>
           <w:rFonts w:ascii="Times New Roman" w:eastAsia="Calibri" w:hAnsi="Times New Roman"/>
           <w:sz w:val="28"/>
@@ -3323,16 +3466,16 @@
           <w:szCs w:val="28"/>
         </w:rPr>
         <w:tab/>
-        <w:t>Пользователи цифровых технологий, открытые новым форматам взаимодействия (18-45 лет) представляют собой тех, кто активно использует смартфоны, социальные сети и мессенджеры в повседневной жизни. Они комфортно чувствуют себя в цифровой среде и готовы экспериментировать с новыми приложениями и сервисами. Этот сегмент ожидает инновационных подходов и нестандартных решений. Они становятся ранними последователями новых технологий и могут стать активными промоутерами продукта среди своих знакомых.</w:t>
-      </w:r>
-    </w:p>
-    <w:p>
-      <w:pPr>
-        <w:pStyle w:val="LTGliederung1"/>
-        <w:tabs>
-          <w:tab w:val="left" w:pos="0"/>
-        </w:tabs>
-        <w:spacing w:before="0" w:line="264" w:lineRule="auto"/>
+        <w:t>Игровые механики составляют ядро мотивационной системы бота. Пользователи получают очки опыта за каждое выполненное задание, что создает ощущение прогресса и достижения. Уровневая система открывает новые возможности и привилегии по мере роста опыта, стимулируя продолжительное участие. Система достижений и бейджей предоставляет разнообразные цели для достижения, от простых ежедневных задач до сложных долгосрочных проектов. Ежедневные и недельные челленджи добавляют элемент соревнования и разнообразия в рутину формирования привычек. Виртуальная валюта создает внутреннюю экономику, позволяя пользователям "покупать" бонусы, такие как дополнительные напоминания, персональные советы от экспертов или доступ к эксклюзивному контенту.</w:t>
+      </w:r>
+    </w:p>
+    <w:p>
+      <w:pPr>
+        <w:pStyle w:val="LTGliederung1"/>
+        <w:tabs>
+          <w:tab w:val="left" w:pos="0"/>
+        </w:tabs>
+        <w:spacing w:before="0" w:line="360" w:lineRule="auto"/>
         <w:rPr>
           <w:rFonts w:ascii="Times New Roman" w:eastAsia="Calibri" w:hAnsi="Times New Roman"/>
           <w:sz w:val="28"/>
@@ -3346,85 +3489,7 @@
           <w:szCs w:val="28"/>
         </w:rPr>
         <w:tab/>
-        <w:t xml:space="preserve">Простота использования и интуитивный интерфейс является критическим фактором успеха для большинства пользователей. Исследования показывают, </w:t>
-      </w:r>
-      <w:r>
-        <w:rPr>
-          <w:rFonts w:ascii="Times New Roman" w:eastAsia="Calibri" w:hAnsi="Times New Roman"/>
-          <w:sz w:val="28"/>
-          <w:szCs w:val="28"/>
-        </w:rPr>
-        <w:t>что,</w:t>
-      </w:r>
-      <w:r>
-        <w:rPr>
-          <w:rFonts w:ascii="Times New Roman" w:eastAsia="Calibri" w:hAnsi="Times New Roman"/>
-          <w:sz w:val="28"/>
-          <w:szCs w:val="28"/>
-        </w:rPr>
-        <w:t xml:space="preserve"> если приложение требует более 30 секунд для понимания основного функционала, 60% пользователей устанавливают его. Поэтому особое внимание было уделено созданию максимально понятного и простого интерфейса. Все команды и функции должны быть доступны максимум за 2-3 клика. Язык интерфейса должен быть простым и понятным, без сложной терминологии. Процесс регистрации и первоначальной настройки должен занимать не более 5 минут. Визуальные элементы должны четко передавать информацию о прогрессе и достижениях без </w:t>
-      </w:r>
-      <w:r>
-        <w:rPr>
-          <w:rFonts w:ascii="Times New Roman" w:eastAsia="Calibri" w:hAnsi="Times New Roman"/>
-          <w:sz w:val="28"/>
-          <w:szCs w:val="28"/>
-        </w:rPr>
-        <w:t>необходимости дополнительных пояснений.</w:t>
-      </w:r>
-    </w:p>
-    <w:p>
-      <w:pPr>
-        <w:pStyle w:val="LTGliederung1"/>
-        <w:tabs>
-          <w:tab w:val="left" w:pos="0"/>
-        </w:tabs>
-        <w:spacing w:before="0" w:line="264" w:lineRule="auto"/>
-        <w:rPr>
-          <w:rFonts w:ascii="Times New Roman" w:eastAsia="Calibri" w:hAnsi="Times New Roman"/>
-          <w:sz w:val="28"/>
-          <w:szCs w:val="28"/>
-        </w:rPr>
-      </w:pPr>
-      <w:r>
-        <w:rPr>
-          <w:rFonts w:ascii="Times New Roman" w:eastAsia="Calibri" w:hAnsi="Times New Roman"/>
-          <w:sz w:val="28"/>
-          <w:szCs w:val="28"/>
-        </w:rPr>
-        <w:tab/>
-        <w:t>Персонализация под индивидуальные цели и график стала одной из основных претензий к существующим решениям. Каждый пользователь имеет уникальные цели, уровень подготовки, физические возможности и жизненные обстоятельства. Некоторые хотят начать с простых привычек типа "выпивать 8 стаканов воды в день", другие стремятся к комплексным изменениям образа жизни. Система должна уметь адаптироваться под различные уровни сложности задач и предлагать индивидуальные пути достижения целей. Гибкость в планировании долж</w:t>
-      </w:r>
-      <w:r>
-        <w:rPr>
-          <w:rFonts w:ascii="Times New Roman" w:eastAsia="Calibri" w:hAnsi="Times New Roman"/>
-          <w:sz w:val="28"/>
-          <w:szCs w:val="28"/>
-        </w:rPr>
-        <w:t>на учитывать профессиональные и личные обязательства пользователя, сезонные изменения и временные ограничения.</w:t>
-      </w:r>
-    </w:p>
-    <w:p>
-      <w:pPr>
-        <w:pStyle w:val="LTGliederung1"/>
-        <w:tabs>
-          <w:tab w:val="left" w:pos="0"/>
-        </w:tabs>
-        <w:spacing w:before="0" w:line="264" w:lineRule="auto"/>
-        <w:rPr>
-          <w:rFonts w:ascii="Times New Roman" w:eastAsia="Calibri" w:hAnsi="Times New Roman"/>
-          <w:sz w:val="28"/>
-          <w:szCs w:val="28"/>
-        </w:rPr>
-      </w:pPr>
-      <w:r>
-        <w:rPr>
-          <w:rFonts w:ascii="Times New Roman" w:eastAsia="Calibri" w:hAnsi="Times New Roman"/>
-          <w:sz w:val="28"/>
-          <w:szCs w:val="28"/>
-        </w:rPr>
-        <w:tab/>
-        <w:t xml:space="preserve">Социальная поддержка и мотивация особенно важны для молодых профессионалов, которые часто испытывают изоляцию и нехватку поддержки </w:t>
+        <w:t xml:space="preserve">Социальные элементы обеспечивают важный аспект поддержки и взаимодействия. Анонимные чаты с наставниками позволяют получать персональные консультации без риска социального суда. Сообщества по интересам объединяют пользователей с общими целями и интересами, создавая среду взаимной поддержки. Совместные челленджи стимулируют </w:t>
       </w:r>
       <w:r>
         <w:rPr>
@@ -3433,55 +3498,16 @@
           <w:szCs w:val="28"/>
         </w:rPr>
         <w:lastRenderedPageBreak/>
-        <w:t>в вопросах личного развития. Однако эта поддержка должна быть тонко сбалансирована - слишком активное социальное взаимодействие может вызвать стресс, а недостаточное - не обеспечить необходимой мотивации. Анонимные чаты с наставниками, возможность обмена опытом в безопасной среде и поддержка со стороны сообщества единомышленников могут значительно повысить эффективность формирования привычек. Важно предусмотреть различные уровни социального взаимодействия - от минимального (личный прогресс) до максимального</w:t>
-      </w:r>
-      <w:r>
-        <w:rPr>
-          <w:rFonts w:ascii="Times New Roman" w:eastAsia="Calibri" w:hAnsi="Times New Roman"/>
-          <w:sz w:val="28"/>
-          <w:szCs w:val="28"/>
-        </w:rPr>
-        <w:t xml:space="preserve"> (участие в коллективных челленджах).</w:t>
-      </w:r>
-    </w:p>
-    <w:p>
-      <w:pPr>
-        <w:pStyle w:val="LTGliederung1"/>
-        <w:tabs>
-          <w:tab w:val="left" w:pos="0"/>
-        </w:tabs>
-        <w:spacing w:before="0" w:line="264" w:lineRule="auto"/>
-        <w:rPr>
-          <w:rFonts w:ascii="Times New Roman" w:eastAsia="Calibri" w:hAnsi="Times New Roman"/>
-          <w:sz w:val="28"/>
-          <w:szCs w:val="28"/>
-        </w:rPr>
-      </w:pPr>
-      <w:r>
-        <w:rPr>
-          <w:rFonts w:ascii="Times New Roman" w:eastAsia="Calibri" w:hAnsi="Times New Roman"/>
-          <w:sz w:val="28"/>
-          <w:szCs w:val="28"/>
-        </w:rPr>
-        <w:tab/>
-        <w:t>Гибкость в планировании и адаптации необходима для учета изменений в жизни пользователей. Болезни, командировки, праздники и другие жизненные обстоятельства не должны становиться причиной срыва всего процесса формирования привычек. Система должна уметь адаптировать рекомендации в зависимости от текущих условий, предлагать альтернативные варианты выполнения задач и гибко реагировать на изменения в расписании пользователя. Алгоритмы адаптации должны учитывать не только внешние факторы, но и внутреннее состоя</w:t>
-      </w:r>
-      <w:r>
-        <w:rPr>
-          <w:rFonts w:ascii="Times New Roman" w:eastAsia="Calibri" w:hAnsi="Times New Roman"/>
-          <w:sz w:val="28"/>
-          <w:szCs w:val="28"/>
-        </w:rPr>
-        <w:t>ние пользователя, его настроение и уровень энергии.</w:t>
-      </w:r>
-    </w:p>
-    <w:p>
-      <w:pPr>
-        <w:pStyle w:val="LTGliederung1"/>
-        <w:tabs>
-          <w:tab w:val="left" w:pos="0"/>
-        </w:tabs>
-        <w:spacing w:before="0" w:line="264" w:lineRule="auto"/>
+        <w:t>командную работу и коллективное достижение целей. Система взаимной поддержки позволяет пользователям помогать друг другу, обмениваться опытом и создавать позитивную атмосферу внутри сообщества.</w:t>
+      </w:r>
+    </w:p>
+    <w:p>
+      <w:pPr>
+        <w:pStyle w:val="LTGliederung1"/>
+        <w:tabs>
+          <w:tab w:val="left" w:pos="0"/>
+        </w:tabs>
+        <w:spacing w:before="0" w:line="360" w:lineRule="auto"/>
         <w:jc w:val="center"/>
         <w:rPr>
           <w:rFonts w:ascii="Times New Roman" w:hAnsi="Times New Roman"/>
@@ -3497,40 +3523,18 @@
           <w:sz w:val="28"/>
           <w:szCs w:val="28"/>
         </w:rPr>
-        <w:t>Разработка концепции использования механик в конкретном бот-средстве</w:t>
-      </w:r>
-    </w:p>
-    <w:p>
-      <w:pPr>
-        <w:pStyle w:val="LTGliederung1"/>
-        <w:tabs>
-          <w:tab w:val="left" w:pos="0"/>
-        </w:tabs>
-        <w:spacing w:before="0" w:line="264" w:lineRule="auto"/>
-        <w:rPr>
-          <w:rFonts w:ascii="Times New Roman" w:eastAsia="Calibri" w:hAnsi="Times New Roman"/>
-          <w:sz w:val="28"/>
-          <w:szCs w:val="28"/>
-        </w:rPr>
-      </w:pPr>
-      <w:r>
-        <w:rPr>
-          <w:rFonts w:ascii="Times New Roman" w:eastAsia="Calibri" w:hAnsi="Times New Roman"/>
-          <w:sz w:val="28"/>
-          <w:szCs w:val="28"/>
-        </w:rPr>
-        <w:t>Концепция разработанного чат-бота построена на интеграции нескольких ключевых элементов, обеспечивающих комплексный подход к формированию здоровых привычек через геймификацию. Архитектура решения включает три основных компонента: базовый функционал, игровые механики и социальные элементы взаимодействия.</w:t>
-      </w:r>
-    </w:p>
-    <w:p>
-      <w:pPr>
-        <w:pStyle w:val="LTGliederung1"/>
-        <w:tabs>
-          <w:tab w:val="left" w:pos="0"/>
-        </w:tabs>
-        <w:spacing w:before="0" w:line="264" w:lineRule="auto"/>
-        <w:rPr>
-          <w:rFonts w:ascii="Times New Roman" w:eastAsia="Calibri" w:hAnsi="Times New Roman"/>
+        <w:t>Проектирование игровых механик для мотивации и вовлечения</w:t>
+      </w:r>
+    </w:p>
+    <w:p>
+      <w:pPr>
+        <w:pStyle w:val="LTGliederung1"/>
+        <w:tabs>
+          <w:tab w:val="left" w:pos="0"/>
+        </w:tabs>
+        <w:spacing w:before="0" w:line="360" w:lineRule="auto"/>
+        <w:rPr>
+          <w:rFonts w:ascii="Times New Roman" w:hAnsi="Times New Roman"/>
           <w:sz w:val="28"/>
           <w:szCs w:val="28"/>
         </w:rPr>
@@ -3542,26 +3546,18 @@
           <w:szCs w:val="28"/>
         </w:rPr>
         <w:tab/>
-        <w:t>Базовый функционал бота направлен на обеспечение практической полезности и персонализации пользовательского опыта. Система подписки на готовые программы формирования привычек предоставляет пользователям структурированные пути развития, адаптированные под различные цели - от улучшения физического здоровья до развития психологической устойчивости. Персонализированные рекомендации генерируются на основе анализа индивидуальных данных пользователя, его предпочтений и достигнутых результатов. Система отслеживани</w:t>
-      </w:r>
-      <w:r>
-        <w:rPr>
-          <w:rFonts w:ascii="Times New Roman" w:eastAsia="Calibri" w:hAnsi="Times New Roman"/>
-          <w:sz w:val="28"/>
-          <w:szCs w:val="28"/>
-        </w:rPr>
-        <w:t>я прогресса в реальном времени позволяет пользователям визуально оценивать свои достижения и корректировать подход при необходимости. Анонимное наставничество создает безопасное пространство для получения профессиональных советов и поддержки без раскрытия личной информации. Социальные элементы и рейтинг обеспечивают мотивацию через сравнение с другими участниками и признание со стороны сообщества.</w:t>
-      </w:r>
-    </w:p>
-    <w:p>
-      <w:pPr>
-        <w:pStyle w:val="LTGliederung1"/>
-        <w:tabs>
-          <w:tab w:val="left" w:pos="0"/>
-        </w:tabs>
-        <w:spacing w:before="0" w:line="264" w:lineRule="auto"/>
-        <w:rPr>
-          <w:rFonts w:ascii="Times New Roman" w:eastAsia="Calibri" w:hAnsi="Times New Roman"/>
+        <w:t>Проектирование игровых механик основывалось на принципах положительной психологии и поведенческой экономики. Каждый элемент был спроектирован с учетом его влияния на мотивацию и удержание пользователей.</w:t>
+      </w:r>
+    </w:p>
+    <w:p>
+      <w:pPr>
+        <w:pStyle w:val="LTGliederung1"/>
+        <w:tabs>
+          <w:tab w:val="left" w:pos="0"/>
+        </w:tabs>
+        <w:spacing w:before="0" w:line="360" w:lineRule="auto"/>
+        <w:rPr>
+          <w:rFonts w:ascii="Times New Roman" w:hAnsi="Times New Roman"/>
           <w:sz w:val="28"/>
           <w:szCs w:val="28"/>
         </w:rPr>
@@ -3573,35 +3569,18 @@
           <w:szCs w:val="28"/>
         </w:rPr>
         <w:tab/>
-        <w:t xml:space="preserve">Игровые механики составляют ядро мотивационной системы бота. Пользователи получают очки опыта за каждое выполненное задание, что </w:t>
-      </w:r>
-      <w:r>
-        <w:rPr>
-          <w:rFonts w:ascii="Times New Roman" w:eastAsia="Calibri" w:hAnsi="Times New Roman"/>
-          <w:sz w:val="28"/>
-          <w:szCs w:val="28"/>
-        </w:rPr>
-        <w:lastRenderedPageBreak/>
-        <w:t>создает ощущение прогресса и достижения. Уровневая система открывает новые возможности и привилегии по мере роста опыта, стимулируя продолжительное участие. Система достижений и бейджей предоставляет разнообразные цели для достижения, от простых ежедневных задач до сложных долгосрочных проектов. Ежедневные и недельные челленджи добавляют элемент соревнования и разнообразия в рутину формирования привычек. Виртуальная валюта создает внутреннюю экономику, позволяя пользователям "покупать" бонусы, такие как доп</w:t>
-      </w:r>
-      <w:r>
-        <w:rPr>
-          <w:rFonts w:ascii="Times New Roman" w:eastAsia="Calibri" w:hAnsi="Times New Roman"/>
-          <w:sz w:val="28"/>
-          <w:szCs w:val="28"/>
-        </w:rPr>
-        <w:t>олнительные напоминания, персональные советы от экспертов или доступ к эксклюзивному контенту.</w:t>
-      </w:r>
-    </w:p>
-    <w:p>
-      <w:pPr>
-        <w:pStyle w:val="LTGliederung1"/>
-        <w:tabs>
-          <w:tab w:val="left" w:pos="0"/>
-        </w:tabs>
-        <w:spacing w:before="0" w:line="264" w:lineRule="auto"/>
-        <w:rPr>
-          <w:rFonts w:ascii="Times New Roman" w:eastAsia="Calibri" w:hAnsi="Times New Roman"/>
+        <w:t>Система уровней была разработана таким образом, чтобы каждый новый уровень открывал новые возможности и давал ощущение роста. Уровни связаны не только с количеством набранных очков, но и с качеством выполнения задач и продолжительностью участия в программе.</w:t>
+      </w:r>
+    </w:p>
+    <w:p>
+      <w:pPr>
+        <w:pStyle w:val="LTGliederung1"/>
+        <w:tabs>
+          <w:tab w:val="left" w:pos="0"/>
+        </w:tabs>
+        <w:spacing w:before="0" w:line="360" w:lineRule="auto"/>
+        <w:rPr>
+          <w:rFonts w:ascii="Times New Roman" w:hAnsi="Times New Roman"/>
           <w:sz w:val="28"/>
           <w:szCs w:val="28"/>
         </w:rPr>
@@ -3613,24 +3592,57 @@
           <w:szCs w:val="28"/>
         </w:rPr>
         <w:tab/>
-        <w:t>Социальные элементы обеспечивают важный аспект поддержки и взаимодействия. Анонимные чаты с наставниками позволяют получать персональные консультации без риска социального суда. Сообщества по интересам объединяют пользователей с общими целями и интересами, создавая среду взаимной поддержки. Совместные челленджи стимулируют командную работу и коллективное достижение целей. Система взаимной поддержки позволяет пользователям помогать друг другу, обмениваться опытом и создавать позитивную атмосферу внутри сооб</w:t>
-      </w:r>
-      <w:r>
-        <w:rPr>
-          <w:rFonts w:ascii="Times New Roman" w:eastAsia="Calibri" w:hAnsi="Times New Roman"/>
-          <w:sz w:val="28"/>
-          <w:szCs w:val="28"/>
-        </w:rPr>
-        <w:t>щества.</w:t>
-      </w:r>
-    </w:p>
-    <w:p>
-      <w:pPr>
-        <w:pStyle w:val="LTGliederung1"/>
-        <w:tabs>
-          <w:tab w:val="left" w:pos="0"/>
-        </w:tabs>
-        <w:spacing w:before="0" w:line="264" w:lineRule="auto"/>
+        <w:t>Система достижений включает как стандартные награды (например, "Первые шаги" за первую неделю участия), так и уникальные достижения, связанные с конкретными привычками (например, "</w:t>
+      </w:r>
+      <w:proofErr w:type="spellStart"/>
+      <w:r>
+        <w:rPr>
+          <w:rFonts w:ascii="Times New Roman" w:eastAsia="Calibri" w:hAnsi="Times New Roman"/>
+          <w:sz w:val="28"/>
+          <w:szCs w:val="28"/>
+        </w:rPr>
+        <w:t>Медитатор</w:t>
+      </w:r>
+      <w:proofErr w:type="spellEnd"/>
+      <w:r>
+        <w:rPr>
+          <w:rFonts w:ascii="Times New Roman" w:eastAsia="Calibri" w:hAnsi="Times New Roman"/>
+          <w:sz w:val="28"/>
+          <w:szCs w:val="28"/>
+        </w:rPr>
+        <w:t>" за 30 дней практики медитации).</w:t>
+      </w:r>
+    </w:p>
+    <w:p>
+      <w:pPr>
+        <w:pStyle w:val="LTGliederung1"/>
+        <w:tabs>
+          <w:tab w:val="left" w:pos="0"/>
+        </w:tabs>
+        <w:spacing w:before="0" w:line="360" w:lineRule="auto"/>
+        <w:rPr>
+          <w:rFonts w:ascii="Times New Roman" w:hAnsi="Times New Roman"/>
+          <w:sz w:val="28"/>
+          <w:szCs w:val="28"/>
+        </w:rPr>
+      </w:pPr>
+      <w:r>
+        <w:rPr>
+          <w:rFonts w:ascii="Times New Roman" w:eastAsia="Calibri" w:hAnsi="Times New Roman"/>
+          <w:sz w:val="28"/>
+          <w:szCs w:val="28"/>
+        </w:rPr>
+        <w:tab/>
+        <w:t>Виртуальная валюта позволяет пользователям "покупать" бонусы, такие как дополнительные напоминания, персональные советы от экспертов или доступ к эксклюзивному контенту.</w:t>
+      </w:r>
+    </w:p>
+    <w:p>
+      <w:pPr>
+        <w:pStyle w:val="LTGliederung1"/>
+        <w:tabs>
+          <w:tab w:val="left" w:pos="0"/>
+        </w:tabs>
+        <w:spacing w:before="0" w:line="360" w:lineRule="auto"/>
         <w:jc w:val="center"/>
         <w:rPr>
           <w:rFonts w:ascii="Times New Roman" w:hAnsi="Times New Roman"/>
@@ -3646,148 +3658,6 @@
           <w:sz w:val="28"/>
           <w:szCs w:val="28"/>
         </w:rPr>
-        <w:t>Проектирование игровых механик для мотивации и вовлечения</w:t>
-      </w:r>
-    </w:p>
-    <w:p>
-      <w:pPr>
-        <w:pStyle w:val="LTGliederung1"/>
-        <w:tabs>
-          <w:tab w:val="left" w:pos="0"/>
-        </w:tabs>
-        <w:spacing w:before="0" w:line="264" w:lineRule="auto"/>
-        <w:rPr>
-          <w:rFonts w:ascii="Times New Roman" w:hAnsi="Times New Roman"/>
-          <w:sz w:val="28"/>
-          <w:szCs w:val="28"/>
-        </w:rPr>
-      </w:pPr>
-      <w:r>
-        <w:rPr>
-          <w:rFonts w:ascii="Times New Roman" w:eastAsia="Calibri" w:hAnsi="Times New Roman"/>
-          <w:sz w:val="28"/>
-          <w:szCs w:val="28"/>
-        </w:rPr>
-        <w:tab/>
-        <w:t>Проектирование игровых механик основывалось на принципах положительной психологии и поведенческой экономики. Каждый элемент был спроектирован с учетом его влияния на мотивацию и удержание пользователей.</w:t>
-      </w:r>
-    </w:p>
-    <w:p>
-      <w:pPr>
-        <w:pStyle w:val="LTGliederung1"/>
-        <w:tabs>
-          <w:tab w:val="left" w:pos="0"/>
-        </w:tabs>
-        <w:spacing w:before="0" w:line="264" w:lineRule="auto"/>
-        <w:rPr>
-          <w:rFonts w:ascii="Times New Roman" w:hAnsi="Times New Roman"/>
-          <w:sz w:val="28"/>
-          <w:szCs w:val="28"/>
-        </w:rPr>
-      </w:pPr>
-      <w:r>
-        <w:rPr>
-          <w:rFonts w:ascii="Times New Roman" w:eastAsia="Calibri" w:hAnsi="Times New Roman"/>
-          <w:sz w:val="28"/>
-          <w:szCs w:val="28"/>
-        </w:rPr>
-        <w:tab/>
-      </w:r>
-      <w:r>
-        <w:rPr>
-          <w:rFonts w:ascii="Times New Roman" w:eastAsia="Calibri" w:hAnsi="Times New Roman"/>
-          <w:sz w:val="28"/>
-          <w:szCs w:val="28"/>
-        </w:rPr>
-        <w:t>Система уровней была разработана таким образом, чтобы каждый новый уровень открывал новые возможности и давал ощущение роста. Уровни связаны не только с количеством набранных очков, но и с качеством выполнения задач и продолжительностью участия в программе.</w:t>
-      </w:r>
-    </w:p>
-    <w:p>
-      <w:pPr>
-        <w:pStyle w:val="LTGliederung1"/>
-        <w:tabs>
-          <w:tab w:val="left" w:pos="0"/>
-        </w:tabs>
-        <w:spacing w:before="0" w:line="264" w:lineRule="auto"/>
-        <w:rPr>
-          <w:rFonts w:ascii="Times New Roman" w:hAnsi="Times New Roman"/>
-          <w:sz w:val="28"/>
-          <w:szCs w:val="28"/>
-        </w:rPr>
-      </w:pPr>
-      <w:r>
-        <w:rPr>
-          <w:rFonts w:ascii="Times New Roman" w:eastAsia="Calibri" w:hAnsi="Times New Roman"/>
-          <w:sz w:val="28"/>
-          <w:szCs w:val="28"/>
-        </w:rPr>
-        <w:tab/>
-        <w:t>Система достижений включает как стандартные награды (например, "Первые шаги" за первую неделю участия), так и уникальные достижения, связанные с конкретными привычками (например, "</w:t>
-      </w:r>
-      <w:proofErr w:type="spellStart"/>
-      <w:r>
-        <w:rPr>
-          <w:rFonts w:ascii="Times New Roman" w:eastAsia="Calibri" w:hAnsi="Times New Roman"/>
-          <w:sz w:val="28"/>
-          <w:szCs w:val="28"/>
-        </w:rPr>
-        <w:t>Медитатор</w:t>
-      </w:r>
-      <w:proofErr w:type="spellEnd"/>
-      <w:r>
-        <w:rPr>
-          <w:rFonts w:ascii="Times New Roman" w:eastAsia="Calibri" w:hAnsi="Times New Roman"/>
-          <w:sz w:val="28"/>
-          <w:szCs w:val="28"/>
-        </w:rPr>
-        <w:t>" за 30 дней практики медитации).</w:t>
-      </w:r>
-    </w:p>
-    <w:p>
-      <w:pPr>
-        <w:pStyle w:val="LTGliederung1"/>
-        <w:tabs>
-          <w:tab w:val="left" w:pos="0"/>
-        </w:tabs>
-        <w:spacing w:before="0" w:line="264" w:lineRule="auto"/>
-        <w:rPr>
-          <w:rFonts w:ascii="Times New Roman" w:hAnsi="Times New Roman"/>
-          <w:sz w:val="28"/>
-          <w:szCs w:val="28"/>
-        </w:rPr>
-      </w:pPr>
-      <w:r>
-        <w:rPr>
-          <w:rFonts w:ascii="Times New Roman" w:eastAsia="Calibri" w:hAnsi="Times New Roman"/>
-          <w:sz w:val="28"/>
-          <w:szCs w:val="28"/>
-        </w:rPr>
-        <w:tab/>
-        <w:t>Виртуальная валюта позволяет пользователям "покупать" бонусы, такие как дополнительные напоминания, персональные советы от экспертов или доступ к эксклюзивному контенту.</w:t>
-      </w:r>
-    </w:p>
-    <w:p>
-      <w:pPr>
-        <w:pStyle w:val="LTGliederung1"/>
-        <w:tabs>
-          <w:tab w:val="left" w:pos="0"/>
-        </w:tabs>
-        <w:spacing w:before="0" w:line="264" w:lineRule="auto"/>
-        <w:jc w:val="center"/>
-        <w:rPr>
-          <w:rFonts w:ascii="Times New Roman" w:hAnsi="Times New Roman"/>
-          <w:sz w:val="28"/>
-          <w:szCs w:val="28"/>
-        </w:rPr>
-      </w:pPr>
-      <w:r>
-        <w:rPr>
-          <w:rFonts w:ascii="Times New Roman" w:eastAsia="Calibri" w:hAnsi="Times New Roman"/>
-          <w:b/>
-          <w:bCs/>
-          <w:sz w:val="28"/>
-          <w:szCs w:val="28"/>
-        </w:rPr>
         <w:t>Реализация прототипа бота</w:t>
       </w:r>
     </w:p>
@@ -3797,7 +3667,7 @@
         <w:tabs>
           <w:tab w:val="left" w:pos="0"/>
         </w:tabs>
-        <w:spacing w:before="0" w:line="264" w:lineRule="auto"/>
+        <w:spacing w:before="0" w:line="360" w:lineRule="auto"/>
         <w:rPr>
           <w:rFonts w:ascii="Times New Roman" w:hAnsi="Times New Roman"/>
           <w:sz w:val="28"/>
@@ -3825,7 +3695,7 @@
           <w:tab w:val="clear" w:pos="720"/>
           <w:tab w:val="left" w:pos="0"/>
         </w:tabs>
-        <w:spacing w:before="0" w:line="264" w:lineRule="auto"/>
+        <w:spacing w:before="0" w:line="360" w:lineRule="auto"/>
         <w:rPr>
           <w:rFonts w:ascii="Times New Roman" w:hAnsi="Times New Roman"/>
           <w:sz w:val="28"/>
@@ -3852,7 +3722,7 @@
           <w:tab w:val="clear" w:pos="720"/>
           <w:tab w:val="left" w:pos="0"/>
         </w:tabs>
-        <w:spacing w:before="0" w:line="264" w:lineRule="auto"/>
+        <w:spacing w:before="0" w:line="360" w:lineRule="auto"/>
         <w:rPr>
           <w:rFonts w:ascii="Times New Roman" w:hAnsi="Times New Roman"/>
           <w:sz w:val="28"/>
@@ -3897,7 +3767,7 @@
           <w:tab w:val="clear" w:pos="720"/>
           <w:tab w:val="left" w:pos="0"/>
         </w:tabs>
-        <w:spacing w:before="0" w:line="264" w:lineRule="auto"/>
+        <w:spacing w:before="0" w:line="360" w:lineRule="auto"/>
         <w:rPr>
           <w:rFonts w:ascii="Times New Roman" w:hAnsi="Times New Roman"/>
           <w:sz w:val="28"/>
@@ -3934,7 +3804,7 @@
           <w:tab w:val="clear" w:pos="720"/>
           <w:tab w:val="left" w:pos="0"/>
         </w:tabs>
-        <w:spacing w:before="0" w:line="264" w:lineRule="auto"/>
+        <w:spacing w:before="0" w:line="360" w:lineRule="auto"/>
         <w:rPr>
           <w:rFonts w:ascii="Times New Roman" w:hAnsi="Times New Roman"/>
           <w:sz w:val="28"/>
@@ -3971,7 +3841,7 @@
           <w:tab w:val="clear" w:pos="720"/>
           <w:tab w:val="left" w:pos="0"/>
         </w:tabs>
-        <w:spacing w:before="0" w:line="264" w:lineRule="auto"/>
+        <w:spacing w:before="0" w:line="360" w:lineRule="auto"/>
         <w:rPr>
           <w:rFonts w:ascii="Times New Roman" w:hAnsi="Times New Roman"/>
           <w:sz w:val="28"/>
@@ -3985,7 +3855,6 @@
           <w:sz w:val="28"/>
           <w:szCs w:val="28"/>
         </w:rPr>
-        <w:lastRenderedPageBreak/>
         <w:t>Docker</w:t>
       </w:r>
       <w:proofErr w:type="spellEnd"/>
@@ -4004,7 +3873,7 @@
         <w:tabs>
           <w:tab w:val="left" w:pos="0"/>
         </w:tabs>
-        <w:spacing w:before="0" w:line="264" w:lineRule="auto"/>
+        <w:spacing w:before="0" w:line="360" w:lineRule="auto"/>
         <w:rPr>
           <w:rFonts w:ascii="Times New Roman" w:hAnsi="Times New Roman"/>
           <w:sz w:val="28"/>
@@ -4032,7 +3901,7 @@
           <w:tab w:val="clear" w:pos="720"/>
           <w:tab w:val="left" w:pos="0"/>
         </w:tabs>
-        <w:spacing w:before="0" w:line="264" w:lineRule="auto"/>
+        <w:spacing w:before="0" w:line="360" w:lineRule="auto"/>
       </w:pPr>
       <w:r>
         <w:rPr>
@@ -4054,7 +3923,7 @@
           <w:tab w:val="clear" w:pos="720"/>
           <w:tab w:val="left" w:pos="0"/>
         </w:tabs>
-        <w:spacing w:before="0" w:line="264" w:lineRule="auto"/>
+        <w:spacing w:before="0" w:line="360" w:lineRule="auto"/>
         <w:rPr>
           <w:rFonts w:ascii="Times New Roman" w:hAnsi="Times New Roman"/>
           <w:sz w:val="28"/>
@@ -4081,19 +3950,20 @@
           <w:tab w:val="clear" w:pos="720"/>
           <w:tab w:val="left" w:pos="0"/>
         </w:tabs>
-        <w:spacing w:before="0" w:line="264" w:lineRule="auto"/>
-        <w:rPr>
-          <w:rFonts w:ascii="Times New Roman" w:hAnsi="Times New Roman"/>
-          <w:sz w:val="28"/>
-          <w:szCs w:val="28"/>
-        </w:rPr>
-      </w:pPr>
-      <w:r>
-        <w:rPr>
-          <w:rFonts w:ascii="Times New Roman" w:eastAsia="Calibri" w:hAnsi="Times New Roman"/>
-          <w:sz w:val="28"/>
-          <w:szCs w:val="28"/>
-        </w:rPr>
+        <w:spacing w:before="0" w:line="360" w:lineRule="auto"/>
+        <w:rPr>
+          <w:rFonts w:ascii="Times New Roman" w:hAnsi="Times New Roman"/>
+          <w:sz w:val="28"/>
+          <w:szCs w:val="28"/>
+        </w:rPr>
+      </w:pPr>
+      <w:r>
+        <w:rPr>
+          <w:rFonts w:ascii="Times New Roman" w:eastAsia="Calibri" w:hAnsi="Times New Roman"/>
+          <w:sz w:val="28"/>
+          <w:szCs w:val="28"/>
+        </w:rPr>
+        <w:lastRenderedPageBreak/>
         <w:t>Модуль игровых механик</w:t>
       </w:r>
     </w:p>
@@ -4108,7 +3978,7 @@
           <w:tab w:val="clear" w:pos="720"/>
           <w:tab w:val="left" w:pos="0"/>
         </w:tabs>
-        <w:spacing w:before="0" w:line="264" w:lineRule="auto"/>
+        <w:spacing w:before="0" w:line="360" w:lineRule="auto"/>
         <w:rPr>
           <w:rFonts w:ascii="Times New Roman" w:hAnsi="Times New Roman"/>
           <w:sz w:val="28"/>
@@ -4135,7 +4005,7 @@
           <w:tab w:val="clear" w:pos="720"/>
           <w:tab w:val="left" w:pos="0"/>
         </w:tabs>
-        <w:spacing w:before="0" w:line="264" w:lineRule="auto"/>
+        <w:spacing w:before="0" w:line="360" w:lineRule="auto"/>
         <w:rPr>
           <w:rFonts w:ascii="Times New Roman" w:hAnsi="Times New Roman"/>
           <w:sz w:val="28"/>
@@ -4157,7 +4027,7 @@
         <w:tabs>
           <w:tab w:val="left" w:pos="0"/>
         </w:tabs>
-        <w:spacing w:before="0" w:line="264" w:lineRule="auto"/>
+        <w:spacing w:before="0" w:line="360" w:lineRule="auto"/>
         <w:rPr>
           <w:rFonts w:ascii="Times New Roman" w:hAnsi="Times New Roman"/>
           <w:sz w:val="28"/>
@@ -4171,13 +4041,6 @@
           <w:szCs w:val="28"/>
         </w:rPr>
         <w:tab/>
-      </w:r>
-      <w:r>
-        <w:rPr>
-          <w:rFonts w:ascii="Times New Roman" w:eastAsia="Calibri" w:hAnsi="Times New Roman"/>
-          <w:sz w:val="28"/>
-          <w:szCs w:val="28"/>
-        </w:rPr>
         <w:t>Бот поддерживает диалоговый интерфейс с использованием кнопок и команд, что делает его использование максимально интуитивным.</w:t>
       </w:r>
     </w:p>
@@ -4187,7 +4050,7 @@
         <w:tabs>
           <w:tab w:val="left" w:pos="0"/>
         </w:tabs>
-        <w:spacing w:before="0" w:line="264" w:lineRule="auto"/>
+        <w:spacing w:before="0" w:line="360" w:lineRule="auto"/>
         <w:jc w:val="center"/>
         <w:rPr>
           <w:rFonts w:ascii="Times New Roman" w:hAnsi="Times New Roman"/>
@@ -4212,7 +4075,7 @@
         <w:tabs>
           <w:tab w:val="left" w:pos="0"/>
         </w:tabs>
-        <w:spacing w:before="0" w:line="264" w:lineRule="auto"/>
+        <w:spacing w:before="0" w:line="360" w:lineRule="auto"/>
         <w:rPr>
           <w:rFonts w:ascii="Times New Roman" w:hAnsi="Times New Roman"/>
           <w:sz w:val="28"/>
@@ -4252,7 +4115,7 @@
         <w:tabs>
           <w:tab w:val="left" w:pos="0"/>
         </w:tabs>
-        <w:spacing w:before="0" w:line="264" w:lineRule="auto"/>
+        <w:spacing w:before="0" w:line="360" w:lineRule="auto"/>
         <w:rPr>
           <w:rFonts w:ascii="Times New Roman" w:hAnsi="Times New Roman"/>
           <w:sz w:val="28"/>
@@ -4280,7 +4143,7 @@
           <w:tab w:val="clear" w:pos="720"/>
           <w:tab w:val="left" w:pos="0"/>
         </w:tabs>
-        <w:spacing w:before="0" w:line="264" w:lineRule="auto"/>
+        <w:spacing w:before="0" w:line="360" w:lineRule="auto"/>
         <w:rPr>
           <w:rFonts w:ascii="Times New Roman" w:hAnsi="Times New Roman"/>
           <w:sz w:val="28"/>
@@ -4307,7 +4170,7 @@
           <w:tab w:val="clear" w:pos="720"/>
           <w:tab w:val="left" w:pos="0"/>
         </w:tabs>
-        <w:spacing w:before="0" w:line="264" w:lineRule="auto"/>
+        <w:spacing w:before="0" w:line="360" w:lineRule="auto"/>
         <w:rPr>
           <w:rFonts w:ascii="Times New Roman" w:hAnsi="Times New Roman"/>
           <w:sz w:val="28"/>
@@ -4334,7 +4197,7 @@
           <w:tab w:val="clear" w:pos="720"/>
           <w:tab w:val="left" w:pos="0"/>
         </w:tabs>
-        <w:spacing w:before="0" w:line="264" w:lineRule="auto"/>
+        <w:spacing w:before="0" w:line="360" w:lineRule="auto"/>
         <w:rPr>
           <w:rFonts w:ascii="Times New Roman" w:hAnsi="Times New Roman"/>
           <w:sz w:val="28"/>
@@ -4361,7 +4224,7 @@
           <w:tab w:val="clear" w:pos="720"/>
           <w:tab w:val="left" w:pos="0"/>
         </w:tabs>
-        <w:spacing w:before="0" w:line="264" w:lineRule="auto"/>
+        <w:spacing w:before="0" w:line="360" w:lineRule="auto"/>
         <w:rPr>
           <w:rFonts w:ascii="Times New Roman" w:hAnsi="Times New Roman"/>
           <w:sz w:val="28"/>
@@ -4388,7 +4251,7 @@
           <w:tab w:val="clear" w:pos="720"/>
           <w:tab w:val="left" w:pos="0"/>
         </w:tabs>
-        <w:spacing w:before="0" w:line="264" w:lineRule="auto"/>
+        <w:spacing w:before="0" w:line="360" w:lineRule="auto"/>
         <w:rPr>
           <w:rFonts w:ascii="Times New Roman" w:hAnsi="Times New Roman"/>
           <w:sz w:val="28"/>
@@ -4410,7 +4273,7 @@
         <w:tabs>
           <w:tab w:val="left" w:pos="0"/>
         </w:tabs>
-        <w:spacing w:before="0" w:line="264" w:lineRule="auto"/>
+        <w:spacing w:before="0" w:line="360" w:lineRule="auto"/>
         <w:rPr>
           <w:rFonts w:ascii="Times New Roman" w:hAnsi="Times New Roman"/>
           <w:sz w:val="28"/>
@@ -4456,7 +4319,7 @@
           <w:tab w:val="clear" w:pos="720"/>
           <w:tab w:val="left" w:pos="0"/>
         </w:tabs>
-        <w:spacing w:before="0" w:line="264" w:lineRule="auto"/>
+        <w:spacing w:before="0" w:line="360" w:lineRule="auto"/>
         <w:rPr>
           <w:rFonts w:ascii="Times New Roman" w:hAnsi="Times New Roman"/>
           <w:sz w:val="28"/>
@@ -4483,7 +4346,7 @@
           <w:tab w:val="clear" w:pos="720"/>
           <w:tab w:val="left" w:pos="0"/>
         </w:tabs>
-        <w:spacing w:before="0" w:line="264" w:lineRule="auto"/>
+        <w:spacing w:before="0" w:line="360" w:lineRule="auto"/>
         <w:rPr>
           <w:rFonts w:ascii="Times New Roman" w:hAnsi="Times New Roman"/>
           <w:sz w:val="28"/>
@@ -4510,7 +4373,7 @@
           <w:tab w:val="clear" w:pos="720"/>
           <w:tab w:val="left" w:pos="0"/>
         </w:tabs>
-        <w:spacing w:before="0" w:line="264" w:lineRule="auto"/>
+        <w:spacing w:before="0" w:line="360" w:lineRule="auto"/>
         <w:rPr>
           <w:rFonts w:ascii="Times New Roman" w:hAnsi="Times New Roman"/>
           <w:sz w:val="28"/>
@@ -4532,7 +4395,7 @@
         <w:tabs>
           <w:tab w:val="left" w:pos="0"/>
         </w:tabs>
-        <w:spacing w:before="0" w:line="264" w:lineRule="auto"/>
+        <w:spacing w:before="0" w:line="360" w:lineRule="auto"/>
         <w:jc w:val="center"/>
         <w:rPr>
           <w:rFonts w:ascii="Times New Roman" w:hAnsi="Times New Roman"/>
@@ -4557,7 +4420,7 @@
         <w:tabs>
           <w:tab w:val="left" w:pos="0"/>
         </w:tabs>
-        <w:spacing w:before="0" w:line="264" w:lineRule="auto"/>
+        <w:spacing w:before="0" w:line="360" w:lineRule="auto"/>
         <w:rPr>
           <w:rFonts w:ascii="Times New Roman" w:eastAsia="Calibri" w:hAnsi="Times New Roman"/>
           <w:sz w:val="28"/>
@@ -4571,15 +4434,7 @@
           <w:szCs w:val="28"/>
         </w:rPr>
         <w:tab/>
-        <w:t>Анализ результатов тестирования позволил выделить наиболее эффективные игровые механики и определить оптимальную комбинацию элементов для максимальной вовлеченности пользователей. Наиболее успешными оказались система уровней и очков опыта, которая наглядно демонстрирует прогресс пользователя и создает ощущение достижения целей. Ежедневные челленджи с ограниченным временем показали высокую эффективность в поддержании регулярной активности, так как создают элемент срочности и мотивируют к ежедневному участию</w:t>
-      </w:r>
-      <w:r>
-        <w:rPr>
-          <w:rFonts w:ascii="Times New Roman" w:eastAsia="Calibri" w:hAnsi="Times New Roman"/>
-          <w:sz w:val="28"/>
-          <w:szCs w:val="28"/>
-        </w:rPr>
-        <w:t xml:space="preserve">. Социальное взаимодействие через анонимные чаты оказалось особенно ценным для пользователей, испытывающих дефицит поддержки в повседневной жизни, при этом анонимность снижает барьеры для откровенного общения. Персонализированные достижения, связанные с конкретными привычками </w:t>
+        <w:t xml:space="preserve">Анализ результатов тестирования позволил выделить наиболее эффективные игровые механики и определить оптимальную комбинацию элементов для максимальной вовлеченности пользователей. Наиболее успешными оказались система уровней и очков опыта, которая наглядно демонстрирует прогресс пользователя и создает ощущение достижения целей. Ежедневные челленджи с ограниченным временем показали высокую эффективность в поддержании регулярной активности, так как создают </w:t>
       </w:r>
       <w:r>
         <w:rPr>
@@ -4588,16 +4443,16 @@
           <w:szCs w:val="28"/>
         </w:rPr>
         <w:lastRenderedPageBreak/>
-        <w:t>каждого пользователя, создали сильную эмоциональную привязанность к процессу и повышали мотивацию к продолжению использования бота.</w:t>
-      </w:r>
-    </w:p>
-    <w:p>
-      <w:pPr>
-        <w:pStyle w:val="LTGliederung1"/>
-        <w:tabs>
-          <w:tab w:val="left" w:pos="0"/>
-        </w:tabs>
-        <w:spacing w:before="0" w:line="264" w:lineRule="auto"/>
+        <w:t>элемент срочности и мотивируют к ежедневному участию. Социальное взаимодействие через анонимные чаты оказалось особенно ценным для пользователей, испытывающих дефицит поддержки в повседневной жизни, при этом анонимность снижает барьеры для откровенного общения. Персонализированные достижения, связанные с конкретными привычками каждого пользователя, создали сильную эмоциональную привязанность к процессу и повышали мотивацию к продолжению использования бота.</w:t>
+      </w:r>
+    </w:p>
+    <w:p>
+      <w:pPr>
+        <w:pStyle w:val="LTGliederung1"/>
+        <w:tabs>
+          <w:tab w:val="left" w:pos="0"/>
+        </w:tabs>
+        <w:spacing w:before="0" w:line="360" w:lineRule="auto"/>
         <w:rPr>
           <w:rFonts w:ascii="Times New Roman" w:eastAsia="Calibri" w:hAnsi="Times New Roman"/>
           <w:sz w:val="28"/>
@@ -4638,7 +4493,7 @@
         <w:tabs>
           <w:tab w:val="left" w:pos="0"/>
         </w:tabs>
-        <w:spacing w:before="0" w:line="264" w:lineRule="auto"/>
+        <w:spacing w:before="0" w:line="360" w:lineRule="auto"/>
         <w:rPr>
           <w:rFonts w:ascii="Times New Roman" w:eastAsia="Calibri" w:hAnsi="Times New Roman"/>
           <w:sz w:val="28"/>
@@ -4652,24 +4507,16 @@
           <w:szCs w:val="28"/>
         </w:rPr>
         <w:tab/>
-        <w:t>На основе этих наблюдений была сформирована оптимальная комбинация элементов, обеспечивающая максимальную эффективность без негативных побочных эффектов. Простая, но наглядная система прогресса позволяет пользователям легко отслеживать свои достижения без перегрузки информацией. Социальная поддержка без давления создает комфортную среду для взаимодействия, где помощь и мотивация предоставляются по запросу, а не навязываются. Персонализация контента и наград обеспечивает релевантность предлагаемых задач и м</w:t>
-      </w:r>
-      <w:r>
-        <w:rPr>
-          <w:rFonts w:ascii="Times New Roman" w:eastAsia="Calibri" w:hAnsi="Times New Roman"/>
-          <w:sz w:val="28"/>
-          <w:szCs w:val="28"/>
-        </w:rPr>
-        <w:t>отивацию, соответствующую индивидуальным целям каждого пользователя. Регулярная обратная связь в форме уведомлений, статистики и персональных рекомендаций поддерживает вовлеченность и помогает корректировать подход в реальном времени.</w:t>
-      </w:r>
-    </w:p>
-    <w:p>
-      <w:pPr>
-        <w:pStyle w:val="LTGliederung1"/>
-        <w:tabs>
-          <w:tab w:val="left" w:pos="0"/>
-        </w:tabs>
-        <w:spacing w:before="0" w:line="264" w:lineRule="auto"/>
+        <w:t>На основе этих наблюдений была сформирована оптимальная комбинация элементов, обеспечивающая максимальную эффективность без негативных побочных эффектов. Простая, но наглядная система прогресса позволяет пользователям легко отслеживать свои достижения без перегрузки информацией. Социальная поддержка без давления создает комфортную среду для взаимодействия, где помощь и мотивация предоставляются по запросу, а не навязываются. Персонализация контента и наград обеспечивает релевантность предлагаемых задач и мотивацию, соответствующую индивидуальным целям каждого пользователя. Регулярная обратная связь в форме уведомлений, статистики и персональных рекомендаций поддерживает вовлеченность и помогает корректировать подход в реальном времени.</w:t>
+      </w:r>
+    </w:p>
+    <w:p>
+      <w:pPr>
+        <w:pStyle w:val="LTGliederung1"/>
+        <w:tabs>
+          <w:tab w:val="left" w:pos="0"/>
+        </w:tabs>
+        <w:spacing w:before="0" w:line="360" w:lineRule="auto"/>
         <w:jc w:val="center"/>
         <w:rPr>
           <w:rFonts w:ascii="Times New Roman" w:hAnsi="Times New Roman"/>
@@ -4694,7 +4541,7 @@
         <w:tabs>
           <w:tab w:val="left" w:pos="0"/>
         </w:tabs>
-        <w:spacing w:before="0" w:line="264" w:lineRule="auto"/>
+        <w:spacing w:before="0" w:line="360" w:lineRule="auto"/>
         <w:rPr>
           <w:rFonts w:ascii="Times New Roman" w:hAnsi="Times New Roman"/>
           <w:sz w:val="28"/>
@@ -4722,7 +4569,7 @@
           <w:tab w:val="clear" w:pos="720"/>
           <w:tab w:val="left" w:pos="0"/>
         </w:tabs>
-        <w:spacing w:before="0" w:line="264" w:lineRule="auto"/>
+        <w:spacing w:before="0" w:line="360" w:lineRule="auto"/>
         <w:rPr>
           <w:rFonts w:ascii="Times New Roman" w:hAnsi="Times New Roman"/>
           <w:sz w:val="28"/>
@@ -4749,19 +4596,20 @@
           <w:tab w:val="clear" w:pos="720"/>
           <w:tab w:val="left" w:pos="0"/>
         </w:tabs>
-        <w:spacing w:before="0" w:line="264" w:lineRule="auto"/>
-        <w:rPr>
-          <w:rFonts w:ascii="Times New Roman" w:hAnsi="Times New Roman"/>
-          <w:sz w:val="28"/>
-          <w:szCs w:val="28"/>
-        </w:rPr>
-      </w:pPr>
-      <w:r>
-        <w:rPr>
-          <w:rFonts w:ascii="Times New Roman" w:eastAsia="Calibri" w:hAnsi="Times New Roman"/>
-          <w:sz w:val="28"/>
-          <w:szCs w:val="28"/>
-        </w:rPr>
+        <w:spacing w:before="0" w:line="360" w:lineRule="auto"/>
+        <w:rPr>
+          <w:rFonts w:ascii="Times New Roman" w:hAnsi="Times New Roman"/>
+          <w:sz w:val="28"/>
+          <w:szCs w:val="28"/>
+        </w:rPr>
+      </w:pPr>
+      <w:r>
+        <w:rPr>
+          <w:rFonts w:ascii="Times New Roman" w:eastAsia="Calibri" w:hAnsi="Times New Roman"/>
+          <w:sz w:val="28"/>
+          <w:szCs w:val="28"/>
+        </w:rPr>
+        <w:lastRenderedPageBreak/>
         <w:t>Формирование устойчивых привычек через положительное подкрепление</w:t>
       </w:r>
     </w:p>
@@ -4776,7 +4624,7 @@
           <w:tab w:val="clear" w:pos="720"/>
           <w:tab w:val="left" w:pos="0"/>
         </w:tabs>
-        <w:spacing w:before="0" w:line="264" w:lineRule="auto"/>
+        <w:spacing w:before="0" w:line="360" w:lineRule="auto"/>
         <w:rPr>
           <w:rFonts w:ascii="Times New Roman" w:hAnsi="Times New Roman"/>
           <w:sz w:val="28"/>
@@ -4803,7 +4651,7 @@
           <w:tab w:val="clear" w:pos="720"/>
           <w:tab w:val="left" w:pos="0"/>
         </w:tabs>
-        <w:spacing w:before="0" w:line="264" w:lineRule="auto"/>
+        <w:spacing w:before="0" w:line="360" w:lineRule="auto"/>
         <w:rPr>
           <w:rFonts w:ascii="Times New Roman" w:hAnsi="Times New Roman"/>
           <w:sz w:val="28"/>
@@ -4830,7 +4678,7 @@
           <w:tab w:val="clear" w:pos="720"/>
           <w:tab w:val="left" w:pos="0"/>
         </w:tabs>
-        <w:spacing w:before="0" w:line="264" w:lineRule="auto"/>
+        <w:spacing w:before="0" w:line="360" w:lineRule="auto"/>
         <w:rPr>
           <w:rFonts w:ascii="Times New Roman" w:hAnsi="Times New Roman"/>
           <w:sz w:val="28"/>
@@ -4852,7 +4700,7 @@
         <w:tabs>
           <w:tab w:val="left" w:pos="0"/>
         </w:tabs>
-        <w:spacing w:before="0" w:line="264" w:lineRule="auto"/>
+        <w:spacing w:before="0" w:line="360" w:lineRule="auto"/>
         <w:rPr>
           <w:rFonts w:ascii="Times New Roman" w:hAnsi="Times New Roman"/>
           <w:sz w:val="28"/>
@@ -4880,7 +4728,7 @@
           <w:tab w:val="clear" w:pos="720"/>
           <w:tab w:val="left" w:pos="0"/>
         </w:tabs>
-        <w:spacing w:before="0" w:line="264" w:lineRule="auto"/>
+        <w:spacing w:before="0" w:line="360" w:lineRule="auto"/>
         <w:rPr>
           <w:rFonts w:ascii="Times New Roman" w:hAnsi="Times New Roman"/>
           <w:sz w:val="28"/>
@@ -4907,7 +4755,7 @@
           <w:tab w:val="clear" w:pos="720"/>
           <w:tab w:val="left" w:pos="0"/>
         </w:tabs>
-        <w:spacing w:before="0" w:line="264" w:lineRule="auto"/>
+        <w:spacing w:before="0" w:line="360" w:lineRule="auto"/>
         <w:rPr>
           <w:rFonts w:ascii="Times New Roman" w:hAnsi="Times New Roman"/>
           <w:sz w:val="28"/>
@@ -4934,7 +4782,7 @@
           <w:tab w:val="clear" w:pos="720"/>
           <w:tab w:val="left" w:pos="0"/>
         </w:tabs>
-        <w:spacing w:before="0" w:line="264" w:lineRule="auto"/>
+        <w:spacing w:before="0" w:line="360" w:lineRule="auto"/>
         <w:rPr>
           <w:rFonts w:ascii="Times New Roman" w:hAnsi="Times New Roman"/>
           <w:sz w:val="28"/>
@@ -4961,7 +4809,7 @@
           <w:tab w:val="clear" w:pos="720"/>
           <w:tab w:val="left" w:pos="0"/>
         </w:tabs>
-        <w:spacing w:before="0" w:line="264" w:lineRule="auto"/>
+        <w:spacing w:before="0" w:line="360" w:lineRule="auto"/>
         <w:rPr>
           <w:rFonts w:ascii="Times New Roman" w:hAnsi="Times New Roman"/>
           <w:sz w:val="28"/>
@@ -4988,7 +4836,7 @@
           <w:tab w:val="clear" w:pos="720"/>
           <w:tab w:val="left" w:pos="0"/>
         </w:tabs>
-        <w:spacing w:before="0" w:line="264" w:lineRule="auto"/>
+        <w:spacing w:before="0" w:line="360" w:lineRule="auto"/>
         <w:rPr>
           <w:rFonts w:ascii="Times New Roman" w:hAnsi="Times New Roman"/>
           <w:sz w:val="28"/>
@@ -5010,7 +4858,7 @@
         <w:tabs>
           <w:tab w:val="left" w:pos="0"/>
         </w:tabs>
-        <w:spacing w:before="0" w:line="264" w:lineRule="auto"/>
+        <w:spacing w:before="0" w:line="360" w:lineRule="auto"/>
         <w:jc w:val="center"/>
         <w:rPr>
           <w:rFonts w:ascii="Times New Roman" w:hAnsi="Times New Roman"/>
@@ -5035,7 +4883,7 @@
         <w:tabs>
           <w:tab w:val="left" w:pos="0"/>
         </w:tabs>
-        <w:spacing w:before="0" w:line="264" w:lineRule="auto"/>
+        <w:spacing w:before="0" w:line="360" w:lineRule="auto"/>
         <w:rPr>
           <w:rFonts w:ascii="Times New Roman" w:hAnsi="Times New Roman"/>
           <w:sz w:val="28"/>
@@ -5058,7 +4906,7 @@
         <w:tabs>
           <w:tab w:val="left" w:pos="0"/>
         </w:tabs>
-        <w:spacing w:before="0" w:line="264" w:lineRule="auto"/>
+        <w:spacing w:before="0" w:line="360" w:lineRule="auto"/>
         <w:rPr>
           <w:rFonts w:ascii="Times New Roman" w:hAnsi="Times New Roman"/>
           <w:sz w:val="28"/>
@@ -5086,20 +4934,19 @@
           <w:tab w:val="clear" w:pos="720"/>
           <w:tab w:val="left" w:pos="0"/>
         </w:tabs>
-        <w:spacing w:before="0" w:line="264" w:lineRule="auto"/>
-        <w:rPr>
-          <w:rFonts w:ascii="Times New Roman" w:hAnsi="Times New Roman"/>
-          <w:sz w:val="28"/>
-          <w:szCs w:val="28"/>
-        </w:rPr>
-      </w:pPr>
-      <w:r>
-        <w:rPr>
-          <w:rFonts w:ascii="Times New Roman" w:eastAsia="Calibri" w:hAnsi="Times New Roman"/>
-          <w:sz w:val="28"/>
-          <w:szCs w:val="28"/>
-        </w:rPr>
-        <w:lastRenderedPageBreak/>
+        <w:spacing w:before="0" w:line="360" w:lineRule="auto"/>
+        <w:rPr>
+          <w:rFonts w:ascii="Times New Roman" w:hAnsi="Times New Roman"/>
+          <w:sz w:val="28"/>
+          <w:szCs w:val="28"/>
+        </w:rPr>
+      </w:pPr>
+      <w:r>
+        <w:rPr>
+          <w:rFonts w:ascii="Times New Roman" w:eastAsia="Calibri" w:hAnsi="Times New Roman"/>
+          <w:sz w:val="28"/>
+          <w:szCs w:val="28"/>
+        </w:rPr>
         <w:t>Расширение функционала бота</w:t>
       </w:r>
     </w:p>
@@ -5114,7 +4961,7 @@
           <w:tab w:val="clear" w:pos="720"/>
           <w:tab w:val="left" w:pos="0"/>
         </w:tabs>
-        <w:spacing w:before="0" w:line="264" w:lineRule="auto"/>
+        <w:spacing w:before="0" w:line="360" w:lineRule="auto"/>
         <w:rPr>
           <w:rFonts w:ascii="Times New Roman" w:hAnsi="Times New Roman"/>
           <w:sz w:val="28"/>
@@ -5141,7 +4988,7 @@
           <w:tab w:val="clear" w:pos="720"/>
           <w:tab w:val="left" w:pos="0"/>
         </w:tabs>
-        <w:spacing w:before="0" w:line="264" w:lineRule="auto"/>
+        <w:spacing w:before="0" w:line="360" w:lineRule="auto"/>
         <w:rPr>
           <w:rFonts w:ascii="Times New Roman" w:hAnsi="Times New Roman"/>
           <w:sz w:val="28"/>
@@ -5168,7 +5015,7 @@
           <w:tab w:val="clear" w:pos="720"/>
           <w:tab w:val="left" w:pos="0"/>
         </w:tabs>
-        <w:spacing w:before="0" w:line="264" w:lineRule="auto"/>
+        <w:spacing w:before="0" w:line="360" w:lineRule="auto"/>
         <w:rPr>
           <w:rFonts w:ascii="Times New Roman" w:hAnsi="Times New Roman"/>
           <w:sz w:val="28"/>
@@ -5190,7 +5037,7 @@
         <w:tabs>
           <w:tab w:val="left" w:pos="0"/>
         </w:tabs>
-        <w:spacing w:before="0" w:line="264" w:lineRule="auto"/>
+        <w:spacing w:before="0" w:line="360" w:lineRule="auto"/>
         <w:rPr>
           <w:rFonts w:ascii="Times New Roman" w:hAnsi="Times New Roman"/>
           <w:sz w:val="28"/>
@@ -5218,7 +5065,7 @@
           <w:tab w:val="clear" w:pos="720"/>
           <w:tab w:val="left" w:pos="0"/>
         </w:tabs>
-        <w:spacing w:before="0" w:line="264" w:lineRule="auto"/>
+        <w:spacing w:before="0" w:line="360" w:lineRule="auto"/>
         <w:rPr>
           <w:rFonts w:ascii="Times New Roman" w:hAnsi="Times New Roman"/>
           <w:sz w:val="28"/>
@@ -5245,7 +5092,7 @@
           <w:tab w:val="clear" w:pos="720"/>
           <w:tab w:val="left" w:pos="0"/>
         </w:tabs>
-        <w:spacing w:before="0" w:line="264" w:lineRule="auto"/>
+        <w:spacing w:before="0" w:line="360" w:lineRule="auto"/>
         <w:rPr>
           <w:rFonts w:ascii="Times New Roman" w:hAnsi="Times New Roman"/>
           <w:sz w:val="28"/>
@@ -5272,7 +5119,7 @@
           <w:tab w:val="clear" w:pos="720"/>
           <w:tab w:val="left" w:pos="0"/>
         </w:tabs>
-        <w:spacing w:before="0" w:line="264" w:lineRule="auto"/>
+        <w:spacing w:before="0" w:line="360" w:lineRule="auto"/>
         <w:rPr>
           <w:rFonts w:ascii="Times New Roman" w:hAnsi="Times New Roman"/>
           <w:sz w:val="28"/>
@@ -5299,7 +5146,7 @@
           <w:tab w:val="clear" w:pos="720"/>
           <w:tab w:val="left" w:pos="0"/>
         </w:tabs>
-        <w:spacing w:before="0" w:line="264" w:lineRule="auto"/>
+        <w:spacing w:before="0" w:line="360" w:lineRule="auto"/>
         <w:rPr>
           <w:rFonts w:ascii="Times New Roman" w:hAnsi="Times New Roman"/>
           <w:sz w:val="28"/>
@@ -5321,7 +5168,7 @@
         <w:tabs>
           <w:tab w:val="left" w:pos="0"/>
         </w:tabs>
-        <w:spacing w:before="0" w:line="264" w:lineRule="auto"/>
+        <w:spacing w:before="0" w:line="360" w:lineRule="auto"/>
         <w:rPr>
           <w:rFonts w:ascii="Times New Roman" w:hAnsi="Times New Roman"/>
           <w:sz w:val="28"/>
@@ -5349,7 +5196,7 @@
           <w:tab w:val="clear" w:pos="720"/>
           <w:tab w:val="left" w:pos="0"/>
         </w:tabs>
-        <w:spacing w:before="0" w:line="264" w:lineRule="auto"/>
+        <w:spacing w:before="0" w:line="360" w:lineRule="auto"/>
         <w:rPr>
           <w:rFonts w:ascii="Times New Roman" w:hAnsi="Times New Roman"/>
           <w:sz w:val="28"/>
@@ -5376,7 +5223,7 @@
           <w:tab w:val="clear" w:pos="720"/>
           <w:tab w:val="left" w:pos="0"/>
         </w:tabs>
-        <w:spacing w:before="0" w:line="264" w:lineRule="auto"/>
+        <w:spacing w:before="0" w:line="360" w:lineRule="auto"/>
         <w:rPr>
           <w:rFonts w:ascii="Times New Roman" w:hAnsi="Times New Roman"/>
           <w:sz w:val="28"/>
@@ -5403,7 +5250,7 @@
           <w:tab w:val="clear" w:pos="720"/>
           <w:tab w:val="left" w:pos="0"/>
         </w:tabs>
-        <w:spacing w:before="0" w:line="264" w:lineRule="auto"/>
+        <w:spacing w:before="0" w:line="360" w:lineRule="auto"/>
         <w:rPr>
           <w:rFonts w:ascii="Times New Roman" w:hAnsi="Times New Roman"/>
           <w:sz w:val="28"/>
@@ -5430,19 +5277,20 @@
           <w:tab w:val="clear" w:pos="720"/>
           <w:tab w:val="left" w:pos="0"/>
         </w:tabs>
-        <w:spacing w:before="0" w:line="264" w:lineRule="auto"/>
-        <w:rPr>
-          <w:rFonts w:ascii="Times New Roman" w:hAnsi="Times New Roman"/>
-          <w:sz w:val="28"/>
-          <w:szCs w:val="28"/>
-        </w:rPr>
-      </w:pPr>
-      <w:r>
-        <w:rPr>
-          <w:rFonts w:ascii="Times New Roman" w:eastAsia="Calibri" w:hAnsi="Times New Roman"/>
-          <w:sz w:val="28"/>
-          <w:szCs w:val="28"/>
-        </w:rPr>
+        <w:spacing w:before="0" w:line="360" w:lineRule="auto"/>
+        <w:rPr>
+          <w:rFonts w:ascii="Times New Roman" w:hAnsi="Times New Roman"/>
+          <w:sz w:val="28"/>
+          <w:szCs w:val="28"/>
+        </w:rPr>
+      </w:pPr>
+      <w:r>
+        <w:rPr>
+          <w:rFonts w:ascii="Times New Roman" w:eastAsia="Calibri" w:hAnsi="Times New Roman"/>
+          <w:sz w:val="28"/>
+          <w:szCs w:val="28"/>
+        </w:rPr>
+        <w:lastRenderedPageBreak/>
         <w:t>Лицензирование технологии другим компаниям</w:t>
       </w:r>
     </w:p>
@@ -5452,7 +5300,7 @@
         <w:tabs>
           <w:tab w:val="left" w:pos="0"/>
         </w:tabs>
-        <w:spacing w:before="0" w:line="264" w:lineRule="auto"/>
+        <w:spacing w:before="0" w:line="360" w:lineRule="auto"/>
         <w:rPr>
           <w:rFonts w:ascii="Times New Roman" w:hAnsi="Times New Roman"/>
           <w:sz w:val="28"/>
@@ -5480,7 +5328,7 @@
           <w:tab w:val="clear" w:pos="720"/>
           <w:tab w:val="left" w:pos="0"/>
         </w:tabs>
-        <w:spacing w:before="0" w:line="264" w:lineRule="auto"/>
+        <w:spacing w:before="0" w:line="360" w:lineRule="auto"/>
         <w:rPr>
           <w:rFonts w:ascii="Times New Roman" w:hAnsi="Times New Roman"/>
           <w:sz w:val="28"/>
@@ -5507,7 +5355,7 @@
           <w:tab w:val="clear" w:pos="720"/>
           <w:tab w:val="left" w:pos="0"/>
         </w:tabs>
-        <w:spacing w:before="0" w:line="264" w:lineRule="auto"/>
+        <w:spacing w:before="0" w:line="360" w:lineRule="auto"/>
         <w:rPr>
           <w:rFonts w:ascii="Times New Roman" w:hAnsi="Times New Roman"/>
           <w:sz w:val="28"/>
@@ -5534,7 +5382,7 @@
           <w:tab w:val="clear" w:pos="720"/>
           <w:tab w:val="left" w:pos="0"/>
         </w:tabs>
-        <w:spacing w:before="0" w:line="264" w:lineRule="auto"/>
+        <w:spacing w:before="0" w:line="360" w:lineRule="auto"/>
         <w:rPr>
           <w:rFonts w:ascii="Times New Roman" w:hAnsi="Times New Roman"/>
           <w:sz w:val="28"/>
@@ -5561,7 +5409,7 @@
           <w:tab w:val="clear" w:pos="720"/>
           <w:tab w:val="left" w:pos="0"/>
         </w:tabs>
-        <w:spacing w:before="0" w:line="264" w:lineRule="auto"/>
+        <w:spacing w:before="0" w:line="360" w:lineRule="auto"/>
         <w:rPr>
           <w:rFonts w:ascii="Times New Roman" w:hAnsi="Times New Roman"/>
           <w:sz w:val="28"/>
@@ -5586,7 +5434,7 @@
         <w:tabs>
           <w:tab w:val="left" w:pos="0"/>
         </w:tabs>
-        <w:spacing w:before="0" w:line="264" w:lineRule="auto"/>
+        <w:spacing w:before="0" w:line="360" w:lineRule="auto"/>
         <w:jc w:val="center"/>
         <w:rPr>
           <w:rFonts w:ascii="Times New Roman" w:hAnsi="Times New Roman"/>
@@ -5612,7 +5460,7 @@
         <w:tabs>
           <w:tab w:val="left" w:pos="0"/>
         </w:tabs>
-        <w:spacing w:before="0" w:line="264" w:lineRule="auto"/>
+        <w:spacing w:before="0" w:line="360" w:lineRule="auto"/>
         <w:rPr>
           <w:rFonts w:ascii="Times New Roman" w:eastAsia="Calibri" w:hAnsi="Times New Roman"/>
           <w:sz w:val="28"/>
@@ -5635,7 +5483,7 @@
         <w:tabs>
           <w:tab w:val="left" w:pos="0"/>
         </w:tabs>
-        <w:spacing w:before="0" w:line="264" w:lineRule="auto"/>
+        <w:spacing w:before="0" w:line="360" w:lineRule="auto"/>
         <w:rPr>
           <w:rFonts w:ascii="Times New Roman" w:eastAsia="Calibri" w:hAnsi="Times New Roman"/>
           <w:sz w:val="28"/>
@@ -5662,7 +5510,7 @@
         <w:tabs>
           <w:tab w:val="left" w:pos="0"/>
         </w:tabs>
-        <w:spacing w:before="0" w:line="264" w:lineRule="auto"/>
+        <w:spacing w:before="0" w:line="360" w:lineRule="auto"/>
         <w:rPr>
           <w:rFonts w:ascii="Times New Roman" w:eastAsia="Calibri" w:hAnsi="Times New Roman"/>
           <w:sz w:val="28"/>
@@ -5688,7 +5536,7 @@
         <w:tabs>
           <w:tab w:val="left" w:pos="0"/>
         </w:tabs>
-        <w:spacing w:before="0" w:line="264" w:lineRule="auto"/>
+        <w:spacing w:before="0" w:line="360" w:lineRule="auto"/>
         <w:rPr>
           <w:rFonts w:ascii="Times New Roman" w:eastAsia="Calibri" w:hAnsi="Times New Roman"/>
           <w:sz w:val="28"/>
@@ -5714,7 +5562,7 @@
         <w:tabs>
           <w:tab w:val="left" w:pos="0"/>
         </w:tabs>
-        <w:spacing w:before="0" w:line="264" w:lineRule="auto"/>
+        <w:spacing w:before="0" w:line="360" w:lineRule="auto"/>
         <w:rPr>
           <w:rFonts w:ascii="Times New Roman" w:eastAsia="Calibri" w:hAnsi="Times New Roman"/>
           <w:sz w:val="28"/>
@@ -5768,7 +5616,7 @@
         <w:tabs>
           <w:tab w:val="left" w:pos="0"/>
         </w:tabs>
-        <w:spacing w:before="0" w:line="264" w:lineRule="auto"/>
+        <w:spacing w:before="0" w:line="360" w:lineRule="auto"/>
         <w:rPr>
           <w:rFonts w:ascii="Times New Roman" w:eastAsia="Calibri" w:hAnsi="Times New Roman"/>
           <w:sz w:val="28"/>
@@ -5794,7 +5642,7 @@
         <w:tabs>
           <w:tab w:val="left" w:pos="0"/>
         </w:tabs>
-        <w:spacing w:before="0" w:line="264" w:lineRule="auto"/>
+        <w:spacing w:before="0" w:line="360" w:lineRule="auto"/>
         <w:rPr>
           <w:rFonts w:ascii="Times New Roman" w:eastAsia="Calibri" w:hAnsi="Times New Roman"/>
           <w:sz w:val="28"/>
@@ -5816,7 +5664,7 @@
         <w:tabs>
           <w:tab w:val="left" w:pos="0"/>
         </w:tabs>
-        <w:spacing w:before="0" w:line="264" w:lineRule="auto"/>
+        <w:spacing w:before="0" w:line="360" w:lineRule="auto"/>
         <w:rPr>
           <w:rFonts w:ascii="Times New Roman" w:eastAsia="Calibri" w:hAnsi="Times New Roman"/>
           <w:sz w:val="28"/>
@@ -5839,7 +5687,7 @@
         <w:tabs>
           <w:tab w:val="left" w:pos="0"/>
         </w:tabs>
-        <w:spacing w:before="0" w:line="264" w:lineRule="auto"/>
+        <w:spacing w:before="0" w:line="360" w:lineRule="auto"/>
         <w:rPr>
           <w:rFonts w:ascii="Times New Roman" w:eastAsia="Calibri" w:hAnsi="Times New Roman"/>
           <w:sz w:val="28"/>
@@ -5862,7 +5710,7 @@
         <w:tabs>
           <w:tab w:val="left" w:pos="0"/>
         </w:tabs>
-        <w:spacing w:before="0" w:line="264" w:lineRule="auto"/>
+        <w:spacing w:before="0" w:line="360" w:lineRule="auto"/>
         <w:rPr>
           <w:rFonts w:ascii="Times New Roman" w:eastAsia="Calibri" w:hAnsi="Times New Roman"/>
           <w:sz w:val="28"/>
@@ -5948,16 +5796,25 @@
           <w:sz w:val="28"/>
           <w:szCs w:val="28"/>
         </w:rPr>
-        <w:t xml:space="preserve"> систем. Активизация научно-исследовательской деятельности проявилась в глубоком изучении проблемной области и разработке инновационного решения.</w:t>
-      </w:r>
-    </w:p>
-    <w:p>
-      <w:pPr>
-        <w:pStyle w:val="LTGliederung1"/>
-        <w:tabs>
-          <w:tab w:val="left" w:pos="0"/>
-        </w:tabs>
-        <w:spacing w:before="0" w:line="264" w:lineRule="auto"/>
+        <w:t xml:space="preserve"> систем. Активизация </w:t>
+      </w:r>
+      <w:r>
+        <w:rPr>
+          <w:rFonts w:ascii="Times New Roman" w:eastAsia="Calibri" w:hAnsi="Times New Roman"/>
+          <w:sz w:val="28"/>
+          <w:szCs w:val="28"/>
+        </w:rPr>
+        <w:lastRenderedPageBreak/>
+        <w:t>научно-исследовательской деятельности проявилась в глубоком изучении проблемной области и разработке инновационного решения.</w:t>
+      </w:r>
+    </w:p>
+    <w:p>
+      <w:pPr>
+        <w:pStyle w:val="LTGliederung1"/>
+        <w:tabs>
+          <w:tab w:val="left" w:pos="0"/>
+        </w:tabs>
+        <w:spacing w:before="0" w:line="360" w:lineRule="auto"/>
         <w:rPr>
           <w:rFonts w:ascii="Times New Roman" w:eastAsia="Calibri" w:hAnsi="Times New Roman"/>
           <w:sz w:val="28"/>
@@ -5980,7 +5837,7 @@
         <w:tabs>
           <w:tab w:val="left" w:pos="0"/>
         </w:tabs>
-        <w:spacing w:before="0" w:line="264" w:lineRule="auto"/>
+        <w:spacing w:before="0" w:line="360" w:lineRule="auto"/>
         <w:rPr>
           <w:rFonts w:ascii="Times New Roman" w:eastAsia="Calibri" w:hAnsi="Times New Roman"/>
           <w:sz w:val="28"/>
@@ -6003,7 +5860,7 @@
         <w:tabs>
           <w:tab w:val="left" w:pos="0"/>
         </w:tabs>
-        <w:spacing w:before="0" w:line="264" w:lineRule="auto"/>
+        <w:spacing w:before="0" w:line="360" w:lineRule="auto"/>
         <w:rPr>
           <w:rFonts w:ascii="Times New Roman" w:eastAsia="Calibri" w:hAnsi="Times New Roman"/>
           <w:sz w:val="28"/>
@@ -6017,23 +5874,7 @@
           <w:szCs w:val="28"/>
         </w:rPr>
         <w:tab/>
-      </w:r>
-      <w:r>
-        <w:rPr>
-          <w:rFonts w:ascii="Times New Roman" w:eastAsia="Calibri" w:hAnsi="Times New Roman"/>
-          <w:sz w:val="28"/>
-          <w:szCs w:val="28"/>
-        </w:rPr>
-        <w:t xml:space="preserve">В рамках технологических целей практики была приобретена способность управлять информационными ресурсами и информационными </w:t>
-      </w:r>
-      <w:r>
-        <w:rPr>
-          <w:rFonts w:ascii="Times New Roman" w:eastAsia="Calibri" w:hAnsi="Times New Roman"/>
-          <w:sz w:val="28"/>
-          <w:szCs w:val="28"/>
-        </w:rPr>
-        <w:lastRenderedPageBreak/>
-        <w:t xml:space="preserve">системами, что подтверждается разработкой архитектуры бота и интеграцией различных технологических компонентов. Освоены современные методы и инструментальные средства прикладной информатики - Python, </w:t>
+        <w:t xml:space="preserve">В рамках технологических целей практики была приобретена способность управлять информационными ресурсами и информационными системами, что подтверждается разработкой архитектуры бота и интеграцией различных технологических компонентов. Освоены современные методы и инструментальные средства прикладной информатики - Python, </w:t>
       </w:r>
       <w:proofErr w:type="spellStart"/>
       <w:r>
@@ -6096,7 +5937,7 @@
         <w:tabs>
           <w:tab w:val="left" w:pos="0"/>
         </w:tabs>
-        <w:spacing w:before="0" w:line="264" w:lineRule="auto"/>
+        <w:spacing w:before="0" w:line="360" w:lineRule="auto"/>
         <w:rPr>
           <w:rFonts w:ascii="Times New Roman" w:eastAsia="Calibri" w:hAnsi="Times New Roman"/>
           <w:sz w:val="28"/>
@@ -6119,7 +5960,7 @@
         <w:tabs>
           <w:tab w:val="left" w:pos="0"/>
         </w:tabs>
-        <w:spacing w:before="0" w:line="264" w:lineRule="auto"/>
+        <w:spacing w:before="0" w:line="360" w:lineRule="auto"/>
         <w:rPr>
           <w:rFonts w:ascii="Times New Roman" w:eastAsia="Calibri" w:hAnsi="Times New Roman"/>
           <w:sz w:val="28"/>
@@ -6158,7 +5999,7 @@
         <w:tabs>
           <w:tab w:val="left" w:pos="0"/>
         </w:tabs>
-        <w:spacing w:before="0" w:line="264" w:lineRule="auto"/>
+        <w:spacing w:before="0" w:line="360" w:lineRule="auto"/>
         <w:rPr>
           <w:rFonts w:ascii="Times New Roman" w:eastAsia="Calibri" w:hAnsi="Times New Roman"/>
           <w:sz w:val="28"/>
@@ -6172,16 +6013,25 @@
           <w:szCs w:val="28"/>
         </w:rPr>
         <w:tab/>
-        <w:t>Полученные результаты демонстрируют, что геймификация может стать мощным инструментом в цифровом здравоохранении. Однако важно соблюдать баланс между игровыми элементами и содержательной частью, чтобы не отвлекать пользователей от основной цели – формирования устойчивых здоровых привычек.</w:t>
-      </w:r>
-    </w:p>
-    <w:p>
-      <w:pPr>
-        <w:pStyle w:val="LTGliederung1"/>
-        <w:tabs>
-          <w:tab w:val="left" w:pos="0"/>
-        </w:tabs>
-        <w:spacing w:before="0" w:line="264" w:lineRule="auto"/>
+        <w:t xml:space="preserve">Полученные результаты демонстрируют, что геймификация может стать мощным инструментом в цифровом здравоохранении. Однако важно соблюдать баланс между игровыми элементами и содержательной частью, </w:t>
+      </w:r>
+      <w:r>
+        <w:rPr>
+          <w:rFonts w:ascii="Times New Roman" w:eastAsia="Calibri" w:hAnsi="Times New Roman"/>
+          <w:sz w:val="28"/>
+          <w:szCs w:val="28"/>
+        </w:rPr>
+        <w:lastRenderedPageBreak/>
+        <w:t>чтобы не отвлекать пользователей от основной цели – формирования устойчивых здоровых привычек.</w:t>
+      </w:r>
+    </w:p>
+    <w:p>
+      <w:pPr>
+        <w:pStyle w:val="LTGliederung1"/>
+        <w:tabs>
+          <w:tab w:val="left" w:pos="0"/>
+        </w:tabs>
+        <w:spacing w:before="0" w:line="360" w:lineRule="auto"/>
         <w:rPr>
           <w:rFonts w:ascii="Times New Roman" w:eastAsia="Calibri" w:hAnsi="Times New Roman"/>
           <w:sz w:val="28"/>
@@ -6204,7 +6054,7 @@
         <w:tabs>
           <w:tab w:val="left" w:pos="0"/>
         </w:tabs>
-        <w:spacing w:before="0" w:line="264" w:lineRule="auto"/>
+        <w:spacing w:before="0" w:line="360" w:lineRule="auto"/>
         <w:rPr>
           <w:rFonts w:ascii="Times New Roman" w:eastAsia="Calibri" w:hAnsi="Times New Roman"/>
           <w:sz w:val="28"/>
@@ -6227,7 +6077,7 @@
         <w:tabs>
           <w:tab w:val="left" w:pos="0"/>
         </w:tabs>
-        <w:spacing w:before="0" w:line="264" w:lineRule="auto"/>
+        <w:spacing w:before="0" w:line="360" w:lineRule="auto"/>
         <w:rPr>
           <w:rFonts w:ascii="Times New Roman" w:eastAsia="Calibri" w:hAnsi="Times New Roman"/>
           <w:sz w:val="28"/>
@@ -6253,7 +6103,7 @@
         <w:tabs>
           <w:tab w:val="left" w:pos="0"/>
         </w:tabs>
-        <w:spacing w:before="0" w:line="264" w:lineRule="auto"/>
+        <w:spacing w:before="0" w:line="360" w:lineRule="auto"/>
         <w:rPr>
           <w:rFonts w:ascii="Times New Roman" w:hAnsi="Times New Roman"/>
           <w:sz w:val="28"/>
@@ -6282,7 +6132,7 @@
           <w:tab w:val="clear" w:pos="720"/>
           <w:tab w:val="left" w:pos="0"/>
         </w:tabs>
-        <w:spacing w:before="0" w:line="264" w:lineRule="auto"/>
+        <w:spacing w:before="0" w:line="360" w:lineRule="auto"/>
         <w:ind w:left="567" w:hanging="567"/>
         <w:rPr>
           <w:rFonts w:ascii="Times New Roman" w:hAnsi="Times New Roman"/>
@@ -6312,7 +6162,7 @@
           <w:tab w:val="clear" w:pos="720"/>
           <w:tab w:val="left" w:pos="0"/>
         </w:tabs>
-        <w:spacing w:before="0" w:line="264" w:lineRule="auto"/>
+        <w:spacing w:before="0" w:line="360" w:lineRule="auto"/>
         <w:ind w:left="567" w:hanging="567"/>
         <w:rPr>
           <w:rFonts w:ascii="Times New Roman" w:hAnsi="Times New Roman"/>
@@ -6342,7 +6192,7 @@
           <w:tab w:val="clear" w:pos="720"/>
           <w:tab w:val="left" w:pos="0"/>
         </w:tabs>
-        <w:spacing w:before="0" w:line="264" w:lineRule="auto"/>
+        <w:spacing w:before="0" w:line="360" w:lineRule="auto"/>
         <w:ind w:left="567" w:hanging="567"/>
         <w:rPr>
           <w:rFonts w:ascii="Times New Roman" w:hAnsi="Times New Roman"/>
@@ -6383,7 +6233,7 @@
           <w:tab w:val="clear" w:pos="720"/>
           <w:tab w:val="left" w:pos="0"/>
         </w:tabs>
-        <w:spacing w:before="0" w:line="264" w:lineRule="auto"/>
+        <w:spacing w:before="0" w:line="360" w:lineRule="auto"/>
         <w:ind w:left="567" w:hanging="567"/>
         <w:rPr>
           <w:rFonts w:ascii="Times New Roman" w:hAnsi="Times New Roman"/>
@@ -6413,7 +6263,7 @@
           <w:tab w:val="clear" w:pos="720"/>
           <w:tab w:val="left" w:pos="0"/>
         </w:tabs>
-        <w:spacing w:before="0" w:line="264" w:lineRule="auto"/>
+        <w:spacing w:before="0" w:line="360" w:lineRule="auto"/>
         <w:ind w:left="567" w:hanging="567"/>
         <w:rPr>
           <w:rFonts w:ascii="Times New Roman" w:hAnsi="Times New Roman"/>
@@ -6443,7 +6293,7 @@
           <w:tab w:val="clear" w:pos="720"/>
           <w:tab w:val="left" w:pos="0"/>
         </w:tabs>
-        <w:spacing w:before="0" w:line="264" w:lineRule="auto"/>
+        <w:spacing w:before="0" w:line="360" w:lineRule="auto"/>
         <w:ind w:left="567" w:hanging="567"/>
         <w:rPr>
           <w:rFonts w:ascii="Times New Roman" w:hAnsi="Times New Roman"/>
@@ -6473,7 +6323,7 @@
           <w:tab w:val="clear" w:pos="720"/>
           <w:tab w:val="left" w:pos="0"/>
         </w:tabs>
-        <w:spacing w:before="0" w:line="264" w:lineRule="auto"/>
+        <w:spacing w:before="0" w:line="360" w:lineRule="auto"/>
         <w:ind w:left="567" w:hanging="567"/>
         <w:rPr>
           <w:rFonts w:ascii="Times New Roman" w:hAnsi="Times New Roman"/>
@@ -6514,7 +6364,7 @@
           <w:tab w:val="clear" w:pos="720"/>
           <w:tab w:val="left" w:pos="0"/>
         </w:tabs>
-        <w:spacing w:before="0" w:line="264" w:lineRule="auto"/>
+        <w:spacing w:before="0" w:line="360" w:lineRule="auto"/>
         <w:ind w:left="567" w:hanging="567"/>
         <w:rPr>
           <w:rFonts w:ascii="Times New Roman" w:hAnsi="Times New Roman"/>
@@ -6570,7 +6420,7 @@
           <w:tab w:val="clear" w:pos="720"/>
           <w:tab w:val="left" w:pos="0"/>
         </w:tabs>
-        <w:spacing w:before="0" w:line="264" w:lineRule="auto"/>
+        <w:spacing w:before="0" w:line="360" w:lineRule="auto"/>
         <w:ind w:left="567" w:hanging="567"/>
         <w:rPr>
           <w:rFonts w:ascii="Times New Roman" w:hAnsi="Times New Roman"/>
@@ -6600,7 +6450,7 @@
           <w:tab w:val="clear" w:pos="720"/>
           <w:tab w:val="left" w:pos="0"/>
         </w:tabs>
-        <w:spacing w:before="0" w:line="264" w:lineRule="auto"/>
+        <w:spacing w:before="0" w:line="360" w:lineRule="auto"/>
         <w:ind w:left="567" w:hanging="567"/>
         <w:rPr>
           <w:rFonts w:ascii="Times New Roman" w:hAnsi="Times New Roman"/>
@@ -6656,7 +6506,7 @@
           <w:tab w:val="clear" w:pos="720"/>
           <w:tab w:val="left" w:pos="0"/>
         </w:tabs>
-        <w:spacing w:before="0" w:line="264" w:lineRule="auto"/>
+        <w:spacing w:before="0" w:line="360" w:lineRule="auto"/>
         <w:ind w:left="567" w:hanging="567"/>
         <w:rPr>
           <w:rFonts w:ascii="Times New Roman" w:hAnsi="Times New Roman"/>
@@ -6722,7 +6572,7 @@
           <w:tab w:val="clear" w:pos="720"/>
           <w:tab w:val="left" w:pos="0"/>
         </w:tabs>
-        <w:spacing w:before="0" w:line="264" w:lineRule="auto"/>
+        <w:spacing w:before="0" w:line="360" w:lineRule="auto"/>
         <w:ind w:left="567" w:hanging="567"/>
         <w:rPr>
           <w:rFonts w:ascii="Times New Roman" w:hAnsi="Times New Roman"/>
@@ -10568,18 +10418,18 @@
 </file>
 
 <file path=customXml/item2.xml><?xml version="1.0" encoding="utf-8"?>
+<p:properties xmlns:p="http://schemas.microsoft.com/office/2006/metadata/properties" xmlns:xsi="http://www.w3.org/2001/XMLSchema-instance" xmlns:pc="http://schemas.microsoft.com/office/infopath/2007/PartnerControls">
+  <documentManagement/>
+</p:properties>
+</file>
+
+<file path=customXml/item3.xml><?xml version="1.0" encoding="utf-8"?>
 <?mso-contentType ?>
 <FormTemplates xmlns="http://schemas.microsoft.com/sharepoint/v3/contenttype/forms">
   <Display>DocumentLibraryForm</Display>
   <Edit>DocumentLibraryForm</Edit>
   <New>DocumentLibraryForm</New>
 </FormTemplates>
-</file>
-
-<file path=customXml/item3.xml><?xml version="1.0" encoding="utf-8"?>
-<p:properties xmlns:p="http://schemas.microsoft.com/office/2006/metadata/properties" xmlns:xsi="http://www.w3.org/2001/XMLSchema-instance" xmlns:pc="http://schemas.microsoft.com/office/infopath/2007/PartnerControls">
-  <documentManagement/>
-</p:properties>
 </file>
 
 <file path=customXml/itemProps1.xml><?xml version="1.0" encoding="utf-8"?>
@@ -10601,18 +10451,18 @@
 </file>
 
 <file path=customXml/itemProps2.xml><?xml version="1.0" encoding="utf-8"?>
-<ds:datastoreItem xmlns:ds="http://schemas.openxmlformats.org/officeDocument/2006/customXml" ds:itemID="{C99E1671-D5DE-4273-BC37-2494CEECD130}">
-  <ds:schemaRefs>
-    <ds:schemaRef ds:uri="http://schemas.microsoft.com/sharepoint/v3/contenttype/forms"/>
-  </ds:schemaRefs>
-</ds:datastoreItem>
-</file>
-
-<file path=customXml/itemProps3.xml><?xml version="1.0" encoding="utf-8"?>
 <ds:datastoreItem xmlns:ds="http://schemas.openxmlformats.org/officeDocument/2006/customXml" ds:itemID="{01D27665-0655-4424-A52E-30639FFA845D}">
   <ds:schemaRefs>
     <ds:schemaRef ds:uri="http://schemas.microsoft.com/office/2006/metadata/properties"/>
     <ds:schemaRef ds:uri="http://schemas.microsoft.com/office/infopath/2007/PartnerControls"/>
   </ds:schemaRefs>
 </ds:datastoreItem>
+</file>
+
+<file path=customXml/itemProps3.xml><?xml version="1.0" encoding="utf-8"?>
+<ds:datastoreItem xmlns:ds="http://schemas.openxmlformats.org/officeDocument/2006/customXml" ds:itemID="{C99E1671-D5DE-4273-BC37-2494CEECD130}">
+  <ds:schemaRefs>
+    <ds:schemaRef ds:uri="http://schemas.microsoft.com/sharepoint/v3/contenttype/forms"/>
+  </ds:schemaRefs>
+</ds:datastoreItem>
 </file>